--- a/t02_s4.docx
+++ b/t02_s4.docx
@@ -3,2168 +3,1688 @@
 <w:document xmlns:wpc="http://schemas.microsoft.com/office/word/2010/wordprocessingCanvas" xmlns:mo="http://schemas.microsoft.com/office/mac/office/2008/main" xmlns:mc="http://schemas.openxmlformats.org/markup-compatibility/2006" xmlns:mv="urn:schemas-microsoft-com:mac:vml" xmlns:o="urn:schemas-microsoft-com:office:office" xmlns:r="http://schemas.openxmlformats.org/officeDocument/2006/relationships" xmlns:m="http://schemas.openxmlformats.org/officeDocument/2006/math" xmlns:v="urn:schemas-microsoft-com:vml" xmlns:wp14="http://schemas.microsoft.com/office/word/2010/wordprocessingDrawing" xmlns:wp="http://schemas.openxmlformats.org/drawingml/2006/wordprocessingDrawing" xmlns:w10="urn:schemas-microsoft-com:office:word" xmlns:w="http://schemas.openxmlformats.org/wordprocessingml/2006/main" xmlns:w14="http://schemas.microsoft.com/office/word/2010/wordml" xmlns:wpg="http://schemas.microsoft.com/office/word/2010/wordprocessingGroup" xmlns:wpi="http://schemas.microsoft.com/office/word/2010/wordprocessingInk" xmlns:wne="http://schemas.microsoft.com/office/word/2006/wordml" xmlns:wps="http://schemas.microsoft.com/office/word/2010/wordprocessingShape" mc:Ignorable="w14 wp14">
   <w:body>
     <w:p>
-      <w:pPr>
-        <w:spacing w:after="20" w:before="120"/>
-      </w:pPr>
-      <w:r>
-        <w:rPr>
-          <w:b/>
-          <w:sz w:val="22"/>
-        </w:rPr>
-        <w:t>Question: Which is considered the best site for intramuscular (IM) injection in an infant?</w:t>
-      </w:r>
-    </w:p>
-    <w:p>
-      <w:pPr>
-        <w:spacing w:after="0" w:before="0"/>
-      </w:pPr>
-      <w:r>
-        <w:rPr>
-          <w:b w:val="0"/>
-          <w:sz w:val="22"/>
-        </w:rPr>
-        <w:t>(a) Dorsogluteal muscles</w:t>
-      </w:r>
-    </w:p>
-    <w:p>
-      <w:pPr>
-        <w:spacing w:after="0" w:before="0"/>
-      </w:pPr>
-      <w:r>
-        <w:rPr>
-          <w:b w:val="0"/>
-          <w:sz w:val="22"/>
-        </w:rPr>
-        <w:t>(b) Femoral muscle</w:t>
-      </w:r>
-    </w:p>
-    <w:p>
-      <w:pPr>
-        <w:spacing w:after="0" w:before="0"/>
-      </w:pPr>
-      <w:r>
-        <w:rPr>
-          <w:b w:val="0"/>
-          <w:sz w:val="22"/>
-        </w:rPr>
-        <w:t>(c) Vastus lateralis muscles</w:t>
-      </w:r>
-    </w:p>
-    <w:p>
-      <w:pPr>
-        <w:spacing w:after="0" w:before="0"/>
-      </w:pPr>
-      <w:r>
-        <w:rPr>
-          <w:b w:val="0"/>
-          <w:sz w:val="22"/>
-        </w:rPr>
-        <w:t>(d) Deltoid muscles</w:t>
-      </w:r>
-    </w:p>
-    <w:p>
-      <w:pPr>
-        <w:spacing w:after="0" w:before="40"/>
-      </w:pPr>
-      <w:r>
-        <w:rPr>
-          <w:b/>
-          <w:sz w:val="22"/>
-        </w:rPr>
-        <w:t>Answer: c</w:t>
-      </w:r>
-    </w:p>
-    <w:p>
-      <w:pPr>
-        <w:spacing w:after="0" w:before="0"/>
-      </w:pPr>
-      <w:r>
-        <w:rPr>
-          <w:b w:val="0"/>
-          <w:sz w:val="21"/>
-        </w:rPr>
-        <w:t>Solution: The best site for intramuscular (IM) injection in an infant is the vastus lateralis muscle. The vastus lateralis is located on the anterior lateral aspect of the thigh. It is a large, well-developed muscle in infants and young children, making it an ideal site for IM injections. The muscle has a thick mass of tissue and is less susceptible to injury or nerve damage during the injection. Additionally, the vastus lateralis has a good blood supply, allowing for efficient absorption of the medication.</w:t>
-      </w:r>
-    </w:p>
-    <w:p>
-      <w:pPr>
-        <w:spacing w:after="0" w:before="0"/>
-      </w:pPr>
-      <w:r>
-        <w:rPr>
-          <w:b w:val="0"/>
-          <w:sz w:val="20"/>
-        </w:rPr>
-        <w:t>Positive Marks: 1</w:t>
-      </w:r>
-    </w:p>
-    <w:p>
-      <w:pPr>
-        <w:spacing w:after="160" w:before="0"/>
-      </w:pPr>
-      <w:r>
-        <w:rPr>
-          <w:b w:val="0"/>
-          <w:sz w:val="20"/>
-        </w:rPr>
-        <w:t>Negative Marks: 0.25</w:t>
-      </w:r>
-    </w:p>
-    <w:p>
-      <w:pPr>
-        <w:spacing w:after="20" w:before="120"/>
-      </w:pPr>
-      <w:r>
-        <w:rPr>
-          <w:b/>
-          <w:sz w:val="22"/>
-        </w:rPr>
-        <w:t>Question: On which date was the milestone of 100 crore vaccinations (Covaxin + Covishield) completed in India?</w:t>
-      </w:r>
-    </w:p>
-    <w:p>
-      <w:pPr>
-        <w:spacing w:after="0" w:before="0"/>
-      </w:pPr>
-      <w:r>
-        <w:rPr>
-          <w:b w:val="0"/>
-          <w:sz w:val="22"/>
-        </w:rPr>
-        <w:t>(a) 22.10.2021,</w:t>
-      </w:r>
-    </w:p>
-    <w:p>
-      <w:pPr>
-        <w:spacing w:after="0" w:before="0"/>
-      </w:pPr>
-      <w:r>
-        <w:rPr>
-          <w:b w:val="0"/>
-          <w:sz w:val="22"/>
-        </w:rPr>
-        <w:t>(b) 19.10.2021,</w:t>
-      </w:r>
-    </w:p>
-    <w:p>
-      <w:pPr>
-        <w:spacing w:after="0" w:before="0"/>
-      </w:pPr>
-      <w:r>
-        <w:rPr>
-          <w:b w:val="0"/>
-          <w:sz w:val="22"/>
-        </w:rPr>
-        <w:t>(c) 21.10.2021,</w:t>
-      </w:r>
-    </w:p>
-    <w:p>
-      <w:pPr>
-        <w:spacing w:after="0" w:before="0"/>
-      </w:pPr>
-      <w:r>
-        <w:rPr>
-          <w:b w:val="0"/>
-          <w:sz w:val="22"/>
-        </w:rPr>
-        <w:t>(d) 20.10.2021,</w:t>
-      </w:r>
-    </w:p>
-    <w:p>
-      <w:pPr>
-        <w:spacing w:after="0" w:before="40"/>
-      </w:pPr>
-      <w:r>
-        <w:rPr>
-          <w:b/>
-          <w:sz w:val="22"/>
-        </w:rPr>
-        <w:t>Answer: c</w:t>
-      </w:r>
-    </w:p>
-    <w:p>
-      <w:pPr>
-        <w:spacing w:after="0" w:before="0"/>
-      </w:pPr>
-      <w:r>
-        <w:rPr>
-          <w:b w:val="0"/>
-          <w:sz w:val="21"/>
-        </w:rPr>
-        <w:t>Solution: The milestone of 100 crore vaccinations (Covaxin + Covishield) in India was completed on 21.10.2021 (option a). This significant achievement marked the administration of 100 crore doses of COVID-19 vaccines in India's nationwide vaccination campaign. The combined use of Covaxin and Covishield, which are the two primary vaccines being administered in India, contributed to reaching this milestone in the ongoing efforts to protect the population against COVID-19.</w:t>
-      </w:r>
-    </w:p>
-    <w:p>
-      <w:pPr>
-        <w:spacing w:after="0" w:before="0"/>
-      </w:pPr>
-      <w:r>
-        <w:rPr>
-          <w:b w:val="0"/>
-          <w:sz w:val="20"/>
-        </w:rPr>
-        <w:t>Positive Marks: 1</w:t>
-      </w:r>
-    </w:p>
-    <w:p>
-      <w:pPr>
-        <w:spacing w:after="160" w:before="0"/>
-      </w:pPr>
-      <w:r>
-        <w:rPr>
-          <w:b w:val="0"/>
-          <w:sz w:val="20"/>
-        </w:rPr>
-        <w:t>Negative Marks: 0.25</w:t>
-      </w:r>
-    </w:p>
-    <w:p>
-      <w:pPr>
-        <w:spacing w:after="20" w:before="120"/>
-      </w:pPr>
-      <w:r>
-        <w:rPr>
-          <w:b/>
-          <w:sz w:val="22"/>
-        </w:rPr>
-        <w:t>Question: The 'rule of nines' is used to estimate:</w:t>
-      </w:r>
-    </w:p>
-    <w:p>
-      <w:pPr>
-        <w:spacing w:after="0" w:before="0"/>
-      </w:pPr>
-      <w:r>
-        <w:rPr>
-          <w:b w:val="0"/>
-          <w:sz w:val="22"/>
-        </w:rPr>
-        <w:t>(a) Depth of a burn</w:t>
-      </w:r>
-    </w:p>
-    <w:p>
-      <w:pPr>
-        <w:spacing w:after="0" w:before="0"/>
-      </w:pPr>
-      <w:r>
-        <w:rPr>
-          <w:b w:val="0"/>
-          <w:sz w:val="22"/>
-        </w:rPr>
-        <w:t>(b) Percentage of body surface area burned</w:t>
-      </w:r>
-    </w:p>
-    <w:p>
-      <w:pPr>
-        <w:spacing w:after="0" w:before="0"/>
-      </w:pPr>
-      <w:r>
-        <w:rPr>
-          <w:b w:val="0"/>
-          <w:sz w:val="22"/>
-        </w:rPr>
-        <w:t>(c) Degree of dehydration</w:t>
-      </w:r>
-    </w:p>
-    <w:p>
-      <w:pPr>
-        <w:spacing w:after="0" w:before="0"/>
-      </w:pPr>
-      <w:r>
-        <w:rPr>
-          <w:b w:val="0"/>
-          <w:sz w:val="22"/>
-        </w:rPr>
-        <w:t>(d) Amount of blood loss</w:t>
-      </w:r>
-    </w:p>
-    <w:p>
-      <w:pPr>
-        <w:spacing w:after="0" w:before="40"/>
-      </w:pPr>
-      <w:r>
-        <w:rPr>
-          <w:b/>
-          <w:sz w:val="22"/>
-        </w:rPr>
-        <w:t>Answer: b</w:t>
-      </w:r>
-    </w:p>
-    <w:p>
-      <w:pPr>
-        <w:spacing w:after="0" w:before="0"/>
-      </w:pPr>
-      <w:r>
-        <w:rPr>
-          <w:b w:val="0"/>
-          <w:sz w:val="21"/>
-        </w:rPr>
-        <w:t>Solution: The rule of nines estimates the percentage of total body surface area (TBSA) involved in burns.</w:t>
-      </w:r>
-    </w:p>
-    <w:p>
-      <w:pPr>
-        <w:spacing w:after="0" w:before="0"/>
-      </w:pPr>
-      <w:r>
-        <w:rPr>
-          <w:b w:val="0"/>
-          <w:sz w:val="20"/>
-        </w:rPr>
-        <w:t>Positive Marks: 1</w:t>
-      </w:r>
-    </w:p>
-    <w:p>
-      <w:pPr>
-        <w:spacing w:after="160" w:before="0"/>
-      </w:pPr>
-      <w:r>
-        <w:rPr>
-          <w:b w:val="0"/>
-          <w:sz w:val="20"/>
-        </w:rPr>
-        <w:t>Negative Marks: 0.25</w:t>
-      </w:r>
-    </w:p>
-    <w:p>
-      <w:pPr>
-        <w:spacing w:after="20" w:before="120"/>
-      </w:pPr>
-      <w:r>
-        <w:rPr>
-          <w:b/>
-          <w:sz w:val="22"/>
-        </w:rPr>
-        <w:t>Question: Which of the following is primary prevention in skin</w:t>
-      </w:r>
-    </w:p>
-    <w:p>
-      <w:pPr>
-        <w:spacing w:after="0" w:before="0"/>
-      </w:pPr>
-      <w:r>
-        <w:rPr>
-          <w:b w:val="0"/>
-          <w:sz w:val="22"/>
-        </w:rPr>
-        <w:t>(a) Early diagnosis and initiation of treatment for skin</w:t>
-      </w:r>
-    </w:p>
-    <w:p>
-      <w:pPr>
-        <w:spacing w:after="0" w:before="0"/>
-      </w:pPr>
-      <w:r>
-        <w:rPr>
-          <w:b w:val="0"/>
-          <w:sz w:val="22"/>
-        </w:rPr>
-        <w:t>(b) Applying sunscreen creams and lotions while</w:t>
-      </w:r>
-    </w:p>
-    <w:p>
-      <w:pPr>
-        <w:spacing w:after="0" w:before="0"/>
-      </w:pPr>
-      <w:r>
-        <w:rPr>
-          <w:b w:val="0"/>
-          <w:sz w:val="22"/>
-        </w:rPr>
-        <w:t>(c) Professional skin examination and self skin</w:t>
-      </w:r>
-    </w:p>
-    <w:p>
-      <w:pPr>
-        <w:spacing w:after="0" w:before="0"/>
-      </w:pPr>
-      <w:r>
-        <w:rPr>
-          <w:b w:val="0"/>
-          <w:sz w:val="22"/>
-        </w:rPr>
-        <w:t>(d) Health education regarding treatment cornph chemotherapy</w:t>
-      </w:r>
-    </w:p>
-    <w:p>
-      <w:pPr>
-        <w:spacing w:after="0" w:before="40"/>
-      </w:pPr>
-      <w:r>
-        <w:rPr>
-          <w:b/>
-          <w:sz w:val="22"/>
-        </w:rPr>
-        <w:t>Answer: b</w:t>
-      </w:r>
-    </w:p>
-    <w:p>
-      <w:pPr>
-        <w:spacing w:after="0" w:before="0"/>
-      </w:pPr>
-      <w:r>
-        <w:rPr>
-          <w:b w:val="0"/>
-          <w:sz w:val="21"/>
-        </w:rPr>
-        <w:t>Solution: Applying sunscreen creams and lotions is an example of primary prevention in skin care. Primary prevention aims to prevent the occurrence of a disease or condition by taking measures to reduce risk factors and promote health. In the context of skin care, applying sunscreen creams and lotions with appropriate sun protection factor (SPF) helps to protect the skin from the harmful effects of ultraviolet (UV) radiation, which can lead to sunburn, premature aging, and an increased risk of skin cancer. Other examples of primary prevention in skin care include avoiding excessive sun exposure, wearing protective clothing, and seeking shade during peak sun hours. "Fitzpatrick's Dermatology in General Medicine</w:t>
-      </w:r>
-    </w:p>
-    <w:p>
-      <w:pPr>
-        <w:spacing w:after="0" w:before="0"/>
-      </w:pPr>
-      <w:r>
-        <w:rPr>
-          <w:b w:val="0"/>
-          <w:sz w:val="20"/>
-        </w:rPr>
-        <w:t>Positive Marks: 1</w:t>
-      </w:r>
-    </w:p>
-    <w:p>
-      <w:pPr>
-        <w:spacing w:after="160" w:before="0"/>
-      </w:pPr>
-      <w:r>
-        <w:rPr>
-          <w:b w:val="0"/>
-          <w:sz w:val="20"/>
-        </w:rPr>
-        <w:t>Negative Marks: 0.25</w:t>
-      </w:r>
-    </w:p>
-    <w:p>
-      <w:pPr>
-        <w:spacing w:after="20" w:before="120"/>
-      </w:pPr>
-      <w:r>
-        <w:rPr>
-          <w:b/>
-          <w:sz w:val="22"/>
-        </w:rPr>
-        <w:t>Question: In a female patient who has undergone a modified radical mastectomy, which of the following structures can be removed in this type of surgery?</w:t>
-      </w:r>
-    </w:p>
-    <w:p>
-      <w:pPr>
-        <w:spacing w:after="0" w:before="0"/>
-      </w:pPr>
-      <w:r>
-        <w:rPr>
-          <w:b w:val="0"/>
-          <w:sz w:val="22"/>
-        </w:rPr>
-        <w:t>(a) All of above</w:t>
-      </w:r>
-    </w:p>
-    <w:p>
-      <w:pPr>
-        <w:spacing w:after="0" w:before="0"/>
-      </w:pPr>
-      <w:r>
-        <w:rPr>
-          <w:b w:val="0"/>
-          <w:sz w:val="22"/>
-        </w:rPr>
-        <w:t>(b) Areola</w:t>
-      </w:r>
-    </w:p>
-    <w:p>
-      <w:pPr>
-        <w:spacing w:after="0" w:before="0"/>
-      </w:pPr>
-      <w:r>
-        <w:rPr>
-          <w:b w:val="0"/>
-          <w:sz w:val="22"/>
-        </w:rPr>
-        <w:t>(c) Breast Tissue</w:t>
-      </w:r>
-    </w:p>
-    <w:p>
-      <w:pPr>
-        <w:spacing w:after="0" w:before="0"/>
-      </w:pPr>
-      <w:r>
-        <w:rPr>
-          <w:b w:val="0"/>
-          <w:sz w:val="22"/>
-        </w:rPr>
-        <w:t>(d) Nipple</w:t>
-      </w:r>
-    </w:p>
-    <w:p>
-      <w:pPr>
-        <w:spacing w:after="0" w:before="40"/>
-      </w:pPr>
-      <w:r>
-        <w:rPr>
-          <w:b/>
-          <w:sz w:val="22"/>
-        </w:rPr>
-        <w:t>Answer: a</w:t>
-      </w:r>
-    </w:p>
-    <w:p>
-      <w:pPr>
-        <w:spacing w:after="0" w:before="0"/>
-      </w:pPr>
-      <w:r>
-        <w:rPr>
-          <w:b w:val="0"/>
-          <w:sz w:val="21"/>
-        </w:rPr>
-        <w:t>Solution: In a modified radical mastectomy, all of the mentioned structures can be removed. A modified radical mastectomy is a surgical procedure performed - Prokim tion) (Nutri maste - etomy [ (Breast Cancer) for the treatment of breast cancer. It involves the removal of the entire breast tissue (including the breast glandular tissue), the nipple, and the areola. Additionally, the surgery may also include the removal of the axillary lymph nodes in the underarm region for further evaluation and staging of the cancer. The goal of this procedure is to remove the cancerous tissue while preserving the underlying chest muscles. The extent of the surgery may vary depending on the specific characteristics of the breast cancer and individual patient factors.</w:t>
-      </w:r>
-    </w:p>
-    <w:p>
-      <w:pPr>
-        <w:spacing w:after="0" w:before="0"/>
-      </w:pPr>
-      <w:r>
-        <w:rPr>
-          <w:b w:val="0"/>
-          <w:sz w:val="20"/>
-        </w:rPr>
-        <w:t>Positive Marks: 1</w:t>
-      </w:r>
-    </w:p>
-    <w:p>
-      <w:pPr>
-        <w:spacing w:after="160" w:before="0"/>
-      </w:pPr>
-      <w:r>
-        <w:rPr>
-          <w:b w:val="0"/>
-          <w:sz w:val="20"/>
-        </w:rPr>
-        <w:t>Negative Marks: 0.25</w:t>
-      </w:r>
-    </w:p>
-    <w:p>
-      <w:pPr>
-        <w:spacing w:after="20" w:before="120"/>
-      </w:pPr>
-      <w:r>
-        <w:rPr>
-          <w:b/>
-          <w:sz w:val="22"/>
-        </w:rPr>
-        <w:t>Question: Most common cause of infant mortality in India is</w:t>
-      </w:r>
-    </w:p>
-    <w:p>
-      <w:pPr>
-        <w:spacing w:after="0" w:before="0"/>
-      </w:pPr>
-      <w:r>
-        <w:rPr>
-          <w:b w:val="0"/>
-          <w:sz w:val="22"/>
-        </w:rPr>
-        <w:t>(a) Congential anomalies</w:t>
-      </w:r>
-    </w:p>
-    <w:p>
-      <w:pPr>
-        <w:spacing w:after="0" w:before="0"/>
-      </w:pPr>
-      <w:r>
-        <w:rPr>
-          <w:b w:val="0"/>
-          <w:sz w:val="22"/>
-        </w:rPr>
-        <w:t>(b) Low birth weight</w:t>
-      </w:r>
-    </w:p>
-    <w:p>
-      <w:pPr>
-        <w:spacing w:after="0" w:before="0"/>
-      </w:pPr>
-      <w:r>
-        <w:rPr>
-          <w:b w:val="0"/>
-          <w:sz w:val="22"/>
-        </w:rPr>
-        <w:t>(c) Complications of labor</w:t>
-      </w:r>
-    </w:p>
-    <w:p>
-      <w:pPr>
-        <w:spacing w:after="0" w:before="0"/>
-      </w:pPr>
-      <w:r>
-        <w:rPr>
-          <w:b w:val="0"/>
-          <w:sz w:val="22"/>
-        </w:rPr>
-        <w:t>(d) Sepsis</w:t>
-      </w:r>
-    </w:p>
-    <w:p>
-      <w:pPr>
-        <w:spacing w:after="0" w:before="40"/>
-      </w:pPr>
-      <w:r>
-        <w:rPr>
-          <w:b/>
-          <w:sz w:val="22"/>
-        </w:rPr>
-        <w:t>Answer: b</w:t>
-      </w:r>
-    </w:p>
-    <w:p>
-      <w:pPr>
-        <w:spacing w:after="0" w:before="0"/>
-      </w:pPr>
-      <w:r>
-        <w:rPr>
-          <w:b w:val="0"/>
-          <w:sz w:val="21"/>
-        </w:rPr>
-        <w:t>Solution: Low birth weight is the most common cause of infant mortality in India.</w:t>
-      </w:r>
-    </w:p>
-    <w:p>
-      <w:pPr>
-        <w:spacing w:after="0" w:before="0"/>
-      </w:pPr>
-      <w:r>
-        <w:rPr>
-          <w:b w:val="0"/>
-          <w:sz w:val="20"/>
-        </w:rPr>
-        <w:t>Positive Marks: 1</w:t>
-      </w:r>
-    </w:p>
-    <w:p>
-      <w:pPr>
-        <w:spacing w:after="160" w:before="0"/>
-      </w:pPr>
-      <w:r>
-        <w:rPr>
-          <w:b w:val="0"/>
-          <w:sz w:val="20"/>
-        </w:rPr>
-        <w:t>Negative Marks: 0.25</w:t>
-      </w:r>
-    </w:p>
-    <w:p>
-      <w:pPr>
-        <w:spacing w:after="20" w:before="120"/>
-      </w:pPr>
-      <w:r>
-        <w:rPr>
-          <w:b/>
-          <w:sz w:val="22"/>
-        </w:rPr>
-        <w:t>Question: Stallworthy sign seen in which condition?</w:t>
-      </w:r>
-    </w:p>
-    <w:p>
-      <w:pPr>
-        <w:spacing w:after="0" w:before="0"/>
-      </w:pPr>
-      <w:r>
-        <w:rPr>
-          <w:b w:val="0"/>
-          <w:sz w:val="22"/>
-        </w:rPr>
-        <w:t>(a) Eclampsia</w:t>
-      </w:r>
-    </w:p>
-    <w:p>
-      <w:pPr>
-        <w:spacing w:after="0" w:before="0"/>
-      </w:pPr>
-      <w:r>
-        <w:rPr>
-          <w:b w:val="0"/>
-          <w:sz w:val="22"/>
-        </w:rPr>
-        <w:t>(b) Identity mole</w:t>
-      </w:r>
-    </w:p>
-    <w:p>
-      <w:pPr>
-        <w:spacing w:after="0" w:before="0"/>
-      </w:pPr>
-      <w:r>
-        <w:rPr>
-          <w:b w:val="0"/>
-          <w:sz w:val="22"/>
-        </w:rPr>
-        <w:t>(c) Circumvalate placenta</w:t>
-      </w:r>
-    </w:p>
-    <w:p>
-      <w:pPr>
-        <w:spacing w:after="0" w:before="0"/>
-      </w:pPr>
-      <w:r>
-        <w:rPr>
-          <w:b w:val="0"/>
-          <w:sz w:val="22"/>
-        </w:rPr>
-        <w:t>(d) Placenta previa</w:t>
-      </w:r>
-    </w:p>
-    <w:p>
-      <w:pPr>
-        <w:spacing w:after="0" w:before="40"/>
-      </w:pPr>
-      <w:r>
-        <w:rPr>
-          <w:b/>
-          <w:sz w:val="22"/>
-        </w:rPr>
-        <w:t>Answer: d</w:t>
-      </w:r>
-    </w:p>
-    <w:p>
-      <w:pPr>
-        <w:spacing w:after="0" w:before="0"/>
-      </w:pPr>
-      <w:r>
-        <w:rPr>
-          <w:b w:val="0"/>
-          <w:sz w:val="21"/>
-        </w:rPr>
-        <w:t>Solution: Stallworthy sign is seen in placenta previa (option b). Placenta previa is a condition in which the placenta partially or completely covers the opening of the cervix during pregnancy. Stallworthy sign refers to painless vaginal bleeding that occurs as a result of the placental vessels being disrupted due to the low-lying placenta. This sign is named after the obstetrician who described it. Recognizing Stallworthy sign is important in diagnosing placenta previa, as it helps guide appropriate management and interventions to ensure the well-being of the mother and baby.</w:t>
-      </w:r>
-    </w:p>
-    <w:p>
-      <w:pPr>
-        <w:spacing w:after="0" w:before="0"/>
-      </w:pPr>
-      <w:r>
-        <w:rPr>
-          <w:b w:val="0"/>
-          <w:sz w:val="20"/>
-        </w:rPr>
-        <w:t>Positive Marks: 1</w:t>
-      </w:r>
-    </w:p>
-    <w:p>
-      <w:pPr>
-        <w:spacing w:after="160" w:before="0"/>
-      </w:pPr>
-      <w:r>
-        <w:rPr>
-          <w:b w:val="0"/>
-          <w:sz w:val="20"/>
-        </w:rPr>
-        <w:t>Negative Marks: 0.25</w:t>
-      </w:r>
-    </w:p>
-    <w:p>
-      <w:pPr>
-        <w:spacing w:after="20" w:before="120"/>
-      </w:pPr>
-      <w:r>
-        <w:rPr>
-          <w:b/>
-          <w:sz w:val="22"/>
-        </w:rPr>
-        <w:t>Question: To assess the pulse in child ____________ is most appropriate site</w:t>
-      </w:r>
-    </w:p>
-    <w:p>
-      <w:pPr>
-        <w:spacing w:after="0" w:before="0"/>
-      </w:pPr>
-      <w:r>
-        <w:rPr>
-          <w:b w:val="0"/>
-          <w:sz w:val="22"/>
-        </w:rPr>
-        <w:t>(a) Femoral</w:t>
-      </w:r>
-    </w:p>
-    <w:p>
-      <w:pPr>
-        <w:spacing w:after="0" w:before="0"/>
-      </w:pPr>
-      <w:r>
-        <w:rPr>
-          <w:b w:val="0"/>
-          <w:sz w:val="22"/>
-        </w:rPr>
-        <w:t>(b) Brachial</w:t>
-      </w:r>
-    </w:p>
-    <w:p>
-      <w:pPr>
-        <w:spacing w:after="0" w:before="0"/>
-      </w:pPr>
-      <w:r>
-        <w:rPr>
-          <w:b w:val="0"/>
-          <w:sz w:val="22"/>
-        </w:rPr>
-        <w:t>(c) Apical</w:t>
-      </w:r>
-    </w:p>
-    <w:p>
-      <w:pPr>
-        <w:spacing w:after="0" w:before="0"/>
-      </w:pPr>
-      <w:r>
-        <w:rPr>
-          <w:b w:val="0"/>
-          <w:sz w:val="22"/>
-        </w:rPr>
-        <w:t>(d) Carotid</w:t>
-      </w:r>
-    </w:p>
-    <w:p>
-      <w:pPr>
-        <w:spacing w:after="0" w:before="40"/>
-      </w:pPr>
-      <w:r>
-        <w:rPr>
-          <w:b/>
-          <w:sz w:val="22"/>
-        </w:rPr>
-        <w:t>Answer: c</w:t>
-      </w:r>
-    </w:p>
-    <w:p>
-      <w:pPr>
-        <w:spacing w:after="0" w:before="0"/>
-      </w:pPr>
-      <w:r>
-        <w:rPr>
-          <w:b w:val="0"/>
-          <w:sz w:val="21"/>
-        </w:rPr>
-        <w:t>Solution: The apical site is the most appropriate site to assess the pulse in a child (especially infants) as peripheral pulses are weak.</w:t>
-      </w:r>
-    </w:p>
-    <w:p>
-      <w:pPr>
-        <w:spacing w:after="0" w:before="0"/>
-      </w:pPr>
-      <w:r>
-        <w:rPr>
-          <w:b w:val="0"/>
-          <w:sz w:val="20"/>
-        </w:rPr>
-        <w:t>Positive Marks: 1</w:t>
-      </w:r>
-    </w:p>
-    <w:p>
-      <w:pPr>
-        <w:spacing w:after="160" w:before="0"/>
-      </w:pPr>
-      <w:r>
-        <w:rPr>
-          <w:b w:val="0"/>
-          <w:sz w:val="20"/>
-        </w:rPr>
-        <w:t>Negative Marks: 0.25</w:t>
-      </w:r>
-    </w:p>
-    <w:p>
-      <w:pPr>
-        <w:spacing w:after="20" w:before="120"/>
-      </w:pPr>
-      <w:r>
-        <w:rPr>
-          <w:b/>
-          <w:sz w:val="22"/>
-        </w:rPr>
-        <w:t>Question: Which type of catheter is used for intermittent catheterization and is removed immediately after the bladder is emptied?</w:t>
-      </w:r>
-    </w:p>
-    <w:p>
-      <w:pPr>
-        <w:spacing w:after="0" w:before="0"/>
-      </w:pPr>
-      <w:r>
-        <w:rPr>
-          <w:b w:val="0"/>
-          <w:sz w:val="22"/>
-        </w:rPr>
-        <w:t>(a) Straight (Nelaton) catheter</w:t>
-      </w:r>
-    </w:p>
-    <w:p>
-      <w:pPr>
-        <w:spacing w:after="0" w:before="0"/>
-      </w:pPr>
-      <w:r>
-        <w:rPr>
-          <w:b w:val="0"/>
-          <w:sz w:val="22"/>
-        </w:rPr>
-        <w:t>(b) Foley catheter</w:t>
-      </w:r>
-    </w:p>
-    <w:p>
-      <w:pPr>
-        <w:spacing w:after="0" w:before="0"/>
-      </w:pPr>
-      <w:r>
-        <w:rPr>
-          <w:b w:val="0"/>
-          <w:sz w:val="22"/>
-        </w:rPr>
-        <w:t>(c) Malecot catheter</w:t>
-      </w:r>
-    </w:p>
-    <w:p>
-      <w:pPr>
-        <w:spacing w:after="0" w:before="0"/>
-      </w:pPr>
-      <w:r>
-        <w:rPr>
-          <w:b w:val="0"/>
-          <w:sz w:val="22"/>
-        </w:rPr>
-        <w:t>(d) Pezzer catheter</w:t>
-      </w:r>
-    </w:p>
-    <w:p>
-      <w:pPr>
-        <w:spacing w:after="0" w:before="40"/>
-      </w:pPr>
-      <w:r>
-        <w:rPr>
-          <w:b/>
-          <w:sz w:val="22"/>
-        </w:rPr>
-        <w:t>Answer: a</w:t>
-      </w:r>
-    </w:p>
-    <w:p>
-      <w:pPr>
-        <w:spacing w:after="0" w:before="0"/>
-      </w:pPr>
-      <w:r>
-        <w:rPr>
-          <w:b w:val="0"/>
-          <w:sz w:val="21"/>
-        </w:rPr>
-        <w:t>Solution: A straight (Nelaton) catheter is a single-lumen catheter used for intermittent catheterization and is removed once the bladder is drained; a Foley catheter is self-retaining because of its balloon.</w:t>
-      </w:r>
-    </w:p>
-    <w:p>
-      <w:pPr>
-        <w:spacing w:after="0" w:before="0"/>
-      </w:pPr>
-      <w:r>
-        <w:rPr>
-          <w:b w:val="0"/>
-          <w:sz w:val="20"/>
-        </w:rPr>
-        <w:t>Positive Marks: 1</w:t>
-      </w:r>
-    </w:p>
-    <w:p>
-      <w:pPr>
-        <w:spacing w:after="160" w:before="0"/>
-      </w:pPr>
-      <w:r>
-        <w:rPr>
-          <w:b w:val="0"/>
-          <w:sz w:val="20"/>
-        </w:rPr>
-        <w:t>Negative Marks: 0.25</w:t>
-      </w:r>
-    </w:p>
-    <w:p>
-      <w:pPr>
-        <w:spacing w:after="20" w:before="120"/>
-      </w:pPr>
-      <w:r>
-        <w:rPr>
-          <w:b/>
-          <w:sz w:val="22"/>
-        </w:rPr>
-        <w:t>Question: Surgical glove will be discarded in which color biomedical bag:</w:t>
-      </w:r>
-    </w:p>
-    <w:p>
-      <w:pPr>
-        <w:spacing w:after="0" w:before="0"/>
-      </w:pPr>
-      <w:r>
-        <w:rPr>
-          <w:b w:val="0"/>
-          <w:sz w:val="22"/>
-        </w:rPr>
-        <w:t>(a) Green</w:t>
-      </w:r>
-    </w:p>
-    <w:p>
-      <w:pPr>
-        <w:spacing w:after="0" w:before="0"/>
-      </w:pPr>
-      <w:r>
-        <w:rPr>
-          <w:b w:val="0"/>
-          <w:sz w:val="22"/>
-        </w:rPr>
-        <w:t>(b) Yellow</w:t>
-      </w:r>
-    </w:p>
-    <w:p>
-      <w:pPr>
-        <w:spacing w:after="0" w:before="0"/>
-      </w:pPr>
-      <w:r>
-        <w:rPr>
-          <w:b w:val="0"/>
-          <w:sz w:val="22"/>
-        </w:rPr>
-        <w:t>(c) Block</w:t>
-      </w:r>
-    </w:p>
-    <w:p>
-      <w:pPr>
-        <w:spacing w:after="0" w:before="0"/>
-      </w:pPr>
-      <w:r>
-        <w:rPr>
-          <w:b w:val="0"/>
-          <w:sz w:val="22"/>
-        </w:rPr>
-        <w:t>(d) Red</w:t>
-      </w:r>
-    </w:p>
-    <w:p>
-      <w:pPr>
-        <w:spacing w:after="0" w:before="40"/>
-      </w:pPr>
-      <w:r>
-        <w:rPr>
-          <w:b/>
-          <w:sz w:val="22"/>
-        </w:rPr>
-        <w:t>Answer: d</w:t>
-      </w:r>
-    </w:p>
-    <w:p>
-      <w:pPr>
-        <w:spacing w:after="0" w:before="0"/>
-      </w:pPr>
-      <w:r>
-        <w:rPr>
-          <w:b w:val="0"/>
-          <w:sz w:val="21"/>
-        </w:rPr>
-        <w:t>Solution: Surgical gloves should be discarded in a red biomedical bag. The proper disposal of biomedical waste, including used surgical gloves, is essential to ensure safety and prevent the transmission of infectious agents. Different colors of biomedical waste bags are used to indicate the type of waste being disposed of and facilitate proper waste management. The red color bag is typically designated for "hazardous" or "infectious" waste, which includes used surgical gloves, contaminated dressings, and other potentially infectious materials. It is crucial to follow local regulations, institutional policies, and guidelines for the proper segregation and disposal of biomedical waste to maintain a safe healthcare environment.</w:t>
-      </w:r>
-    </w:p>
-    <w:p>
-      <w:pPr>
-        <w:spacing w:after="0" w:before="0"/>
-      </w:pPr>
-      <w:r>
-        <w:rPr>
-          <w:b w:val="0"/>
-          <w:sz w:val="20"/>
-        </w:rPr>
-        <w:t>Positive Marks: 1</w:t>
-      </w:r>
-    </w:p>
-    <w:p>
-      <w:pPr>
-        <w:spacing w:after="160" w:before="0"/>
-      </w:pPr>
-      <w:r>
-        <w:rPr>
-          <w:b w:val="0"/>
-          <w:sz w:val="20"/>
-        </w:rPr>
-        <w:t>Negative Marks: 0.25</w:t>
-      </w:r>
-    </w:p>
-    <w:p>
-      <w:pPr>
-        <w:spacing w:after="20" w:before="120"/>
-      </w:pPr>
-      <w:r>
-        <w:rPr>
-          <w:b/>
-          <w:sz w:val="22"/>
-        </w:rPr>
-        <w:t>Question: Vascular surgical repair of blood vessels is preferably performed using which suture material?</w:t>
-      </w:r>
-    </w:p>
-    <w:p>
-      <w:pPr>
-        <w:spacing w:after="0" w:before="0"/>
-      </w:pPr>
-      <w:r>
-        <w:rPr>
-          <w:b w:val="0"/>
-          <w:sz w:val="22"/>
-        </w:rPr>
-        <w:t>(a) Non-absorbable Monofilament Polypropylene (Prolene)</w:t>
-      </w:r>
-    </w:p>
-    <w:p>
-      <w:pPr>
-        <w:spacing w:after="0" w:before="0"/>
-      </w:pPr>
-      <w:r>
-        <w:rPr>
-          <w:b w:val="0"/>
-          <w:sz w:val="22"/>
-        </w:rPr>
-        <w:t>(b) Polyester suture</w:t>
-      </w:r>
-    </w:p>
-    <w:p>
-      <w:pPr>
-        <w:spacing w:after="0" w:before="0"/>
-      </w:pPr>
-      <w:r>
-        <w:rPr>
-          <w:b w:val="0"/>
-          <w:sz w:val="22"/>
-        </w:rPr>
-        <w:t>(c) Chromic Catgut</w:t>
-      </w:r>
-    </w:p>
-    <w:p>
-      <w:pPr>
-        <w:spacing w:after="0" w:before="0"/>
-      </w:pPr>
-      <w:r>
-        <w:rPr>
-          <w:b w:val="0"/>
-          <w:sz w:val="22"/>
-        </w:rPr>
-        <w:t>(d) Silk suture</w:t>
-      </w:r>
-    </w:p>
-    <w:p>
-      <w:pPr>
-        <w:spacing w:after="0" w:before="40"/>
-      </w:pPr>
-      <w:r>
-        <w:rPr>
-          <w:b/>
-          <w:sz w:val="22"/>
-        </w:rPr>
-        <w:t>Answer: a</w:t>
-      </w:r>
-    </w:p>
-    <w:p>
-      <w:pPr>
-        <w:spacing w:after="0" w:before="0"/>
-      </w:pPr>
-      <w:r>
-        <w:rPr>
-          <w:b w:val="0"/>
-          <w:sz w:val="21"/>
-        </w:rPr>
-        <w:t>Solution: Monofilament polypropylene (Prolene) produces minimal tissue reaction, smooth passage, and high tensile strength essential for vascular anastomoses.</w:t>
-      </w:r>
-    </w:p>
-    <w:p>
-      <w:pPr>
-        <w:spacing w:after="0" w:before="0"/>
-      </w:pPr>
-      <w:r>
-        <w:rPr>
-          <w:b w:val="0"/>
-          <w:sz w:val="20"/>
-        </w:rPr>
-        <w:t>Positive Marks: 1</w:t>
-      </w:r>
-    </w:p>
-    <w:p>
-      <w:pPr>
-        <w:spacing w:after="160" w:before="0"/>
-      </w:pPr>
-      <w:r>
-        <w:rPr>
-          <w:b w:val="0"/>
-          <w:sz w:val="20"/>
-        </w:rPr>
-        <w:t>Negative Marks: 0.25</w:t>
-      </w:r>
-    </w:p>
-    <w:p>
-      <w:pPr>
-        <w:spacing w:after="20" w:before="120"/>
-      </w:pPr>
-      <w:r>
-        <w:rPr>
-          <w:b/>
-          <w:sz w:val="22"/>
-        </w:rPr>
-        <w:t>Question: Before suturing at the end of an open abdominal surgery, what is the mandatory priority action for the scrub nurse?</w:t>
-      </w:r>
-    </w:p>
-    <w:p>
-      <w:pPr>
-        <w:spacing w:after="0" w:before="0"/>
-      </w:pPr>
-      <w:r>
-        <w:rPr>
-          <w:b w:val="0"/>
-          <w:sz w:val="22"/>
-        </w:rPr>
-        <w:t>(a) Clean instruments</w:t>
-      </w:r>
-    </w:p>
-    <w:p>
-      <w:pPr>
-        <w:spacing w:after="0" w:before="0"/>
-      </w:pPr>
-      <w:r>
-        <w:rPr>
-          <w:b w:val="0"/>
-          <w:sz w:val="22"/>
-        </w:rPr>
-        <w:t>(b) Perform complete sponge, needle, and instrument count with circulator</w:t>
-      </w:r>
-    </w:p>
-    <w:p>
-      <w:pPr>
-        <w:spacing w:after="0" w:before="0"/>
-      </w:pPr>
-      <w:r>
-        <w:rPr>
-          <w:b w:val="0"/>
-          <w:sz w:val="22"/>
-        </w:rPr>
-        <w:t>(c) Disinfection of OT room</w:t>
-      </w:r>
-    </w:p>
-    <w:p>
-      <w:pPr>
-        <w:spacing w:after="0" w:before="0"/>
-      </w:pPr>
-      <w:r>
-        <w:rPr>
-          <w:b w:val="0"/>
-          <w:sz w:val="22"/>
-        </w:rPr>
-        <w:t>(d) Change surgical gown</w:t>
-      </w:r>
-    </w:p>
-    <w:p>
-      <w:pPr>
-        <w:spacing w:after="0" w:before="40"/>
-      </w:pPr>
-      <w:r>
-        <w:rPr>
-          <w:b/>
-          <w:sz w:val="22"/>
-        </w:rPr>
-        <w:t>Answer: b</w:t>
-      </w:r>
-    </w:p>
-    <w:p>
-      <w:pPr>
-        <w:spacing w:after="0" w:before="0"/>
-      </w:pPr>
-      <w:r>
-        <w:rPr>
-          <w:b w:val="0"/>
-          <w:sz w:val="21"/>
-        </w:rPr>
-        <w:t>Solution: A dual, verified count of surgical sponges, needles, and instruments before peritoneal closure is mandatory to prevent retained surgical items (gossypiboma).</w:t>
-      </w:r>
-    </w:p>
-    <w:p>
-      <w:pPr>
-        <w:spacing w:after="0" w:before="0"/>
-      </w:pPr>
-      <w:r>
-        <w:rPr>
-          <w:b w:val="0"/>
-          <w:sz w:val="20"/>
-        </w:rPr>
-        <w:t>Positive Marks: 1</w:t>
-      </w:r>
-    </w:p>
-    <w:p>
-      <w:pPr>
-        <w:spacing w:after="160" w:before="0"/>
-      </w:pPr>
-      <w:r>
-        <w:rPr>
-          <w:b w:val="0"/>
-          <w:sz w:val="20"/>
-        </w:rPr>
-        <w:t>Negative Marks: 0.25</w:t>
-      </w:r>
-    </w:p>
-    <w:p>
-      <w:pPr>
-        <w:spacing w:after="20" w:before="120"/>
-      </w:pPr>
-      <w:r>
-        <w:rPr>
-          <w:b/>
-          <w:sz w:val="22"/>
-        </w:rPr>
-        <w:t>Question: A patient in the post-op area after having a right side mastectomy. What should be the priority care for this patient?</w:t>
-      </w:r>
-    </w:p>
-    <w:p>
-      <w:pPr>
-        <w:spacing w:after="0" w:before="0"/>
-      </w:pPr>
-      <w:r>
-        <w:rPr>
-          <w:b w:val="0"/>
-          <w:sz w:val="22"/>
-        </w:rPr>
-        <w:t>(a) Take BP from left side</w:t>
-      </w:r>
-    </w:p>
-    <w:p>
-      <w:pPr>
-        <w:spacing w:after="0" w:before="0"/>
-      </w:pPr>
-      <w:r>
-        <w:rPr>
-          <w:b w:val="0"/>
-          <w:sz w:val="22"/>
-        </w:rPr>
-        <w:t>(b) Attach pulse oximetry on left side</w:t>
-      </w:r>
-    </w:p>
-    <w:p>
-      <w:pPr>
-        <w:spacing w:after="0" w:before="0"/>
-      </w:pPr>
-      <w:r>
-        <w:rPr>
-          <w:b w:val="0"/>
-          <w:sz w:val="22"/>
-        </w:rPr>
-        <w:t>(c) Take BP from right side</w:t>
-      </w:r>
-    </w:p>
-    <w:p>
-      <w:pPr>
-        <w:spacing w:after="0" w:before="0"/>
-      </w:pPr>
-      <w:r>
-        <w:rPr>
-          <w:b w:val="0"/>
-          <w:sz w:val="22"/>
-        </w:rPr>
-        <w:t>(d) Attach pulse oximetry on right side</w:t>
-      </w:r>
-    </w:p>
-    <w:p>
-      <w:pPr>
-        <w:spacing w:after="0" w:before="40"/>
-      </w:pPr>
-      <w:r>
-        <w:rPr>
-          <w:b/>
-          <w:sz w:val="22"/>
-        </w:rPr>
-        <w:t>Answer: a</w:t>
-      </w:r>
-    </w:p>
-    <w:p>
-      <w:pPr>
-        <w:spacing w:after="0" w:before="0"/>
-      </w:pPr>
-      <w:r>
-        <w:rPr>
-          <w:b w:val="0"/>
-          <w:sz w:val="21"/>
-        </w:rPr>
-        <w:t>Solution: After right-sided mastectomy, BP is taken from the left side (right arm is at risk of lymphoedema).</w:t>
-      </w:r>
-    </w:p>
-    <w:p>
-      <w:pPr>
-        <w:spacing w:after="0" w:before="0"/>
-      </w:pPr>
-      <w:r>
-        <w:rPr>
-          <w:b w:val="0"/>
-          <w:sz w:val="20"/>
-        </w:rPr>
-        <w:t>Positive Marks: 1</w:t>
-      </w:r>
-    </w:p>
-    <w:p>
-      <w:pPr>
-        <w:spacing w:after="160" w:before="0"/>
-      </w:pPr>
-      <w:r>
-        <w:rPr>
-          <w:b w:val="0"/>
-          <w:sz w:val="20"/>
-        </w:rPr>
-        <w:t>Negative Marks: 0.25</w:t>
-      </w:r>
-    </w:p>
-    <w:p>
-      <w:pPr>
-        <w:spacing w:after="20" w:before="120"/>
-      </w:pPr>
-      <w:r>
-        <w:rPr>
-          <w:b/>
-          <w:sz w:val="22"/>
-        </w:rPr>
-        <w:t>Question: The Hable test is used to assess the potency of which vaccine?</w:t>
-      </w:r>
-    </w:p>
-    <w:p>
-      <w:pPr>
-        <w:spacing w:after="0" w:before="0"/>
-      </w:pPr>
-      <w:r>
-        <w:rPr>
-          <w:b w:val="0"/>
-          <w:sz w:val="22"/>
-        </w:rPr>
-        <w:t>(a) DPT</w:t>
-      </w:r>
-    </w:p>
-    <w:p>
-      <w:pPr>
-        <w:spacing w:after="0" w:before="0"/>
-      </w:pPr>
-      <w:r>
-        <w:rPr>
-          <w:b w:val="0"/>
-          <w:sz w:val="22"/>
-        </w:rPr>
-        <w:t>(b) OPV</w:t>
-      </w:r>
-    </w:p>
-    <w:p>
-      <w:pPr>
-        <w:spacing w:after="0" w:before="0"/>
-      </w:pPr>
-      <w:r>
-        <w:rPr>
-          <w:b w:val="0"/>
-          <w:sz w:val="22"/>
-        </w:rPr>
-        <w:t>(c) BCG</w:t>
-      </w:r>
-    </w:p>
-    <w:p>
-      <w:pPr>
-        <w:spacing w:after="0" w:before="0"/>
-      </w:pPr>
-      <w:r>
-        <w:rPr>
-          <w:b w:val="0"/>
-          <w:sz w:val="22"/>
-        </w:rPr>
-        <w:t>(d) Measles</w:t>
-      </w:r>
-    </w:p>
-    <w:p>
-      <w:pPr>
-        <w:spacing w:after="0" w:before="40"/>
-      </w:pPr>
-      <w:r>
-        <w:rPr>
-          <w:b/>
-          <w:sz w:val="22"/>
-        </w:rPr>
-        <w:t>Answer: c</w:t>
-      </w:r>
-    </w:p>
-    <w:p>
-      <w:pPr>
-        <w:spacing w:after="0" w:before="0"/>
-      </w:pPr>
-      <w:r>
-        <w:rPr>
-          <w:b w:val="0"/>
-          <w:sz w:val="21"/>
-        </w:rPr>
-        <w:t>Solution: The Hable (and modified Hable) test assesses the potency of BCG vaccine by counting viable bacilli; the shake test checks freeze-dried vaccine potency after reconstitution.</w:t>
-      </w:r>
-    </w:p>
-    <w:p>
-      <w:pPr>
-        <w:spacing w:after="0" w:before="0"/>
-      </w:pPr>
-      <w:r>
-        <w:rPr>
-          <w:b w:val="0"/>
-          <w:sz w:val="20"/>
-        </w:rPr>
-        <w:t>Positive Marks: 1</w:t>
-      </w:r>
-    </w:p>
-    <w:p>
-      <w:pPr>
-        <w:spacing w:after="160" w:before="0"/>
-      </w:pPr>
-      <w:r>
-        <w:rPr>
-          <w:b w:val="0"/>
-          <w:sz w:val="20"/>
-        </w:rPr>
-        <w:t>Negative Marks: 0.25</w:t>
-      </w:r>
-    </w:p>
-    <w:p>
-      <w:pPr>
-        <w:spacing w:after="20" w:before="120"/>
-      </w:pPr>
-      <w:r>
-        <w:rPr>
-          <w:b/>
-          <w:sz w:val="22"/>
-        </w:rPr>
-        <w:t>Question: Mother of a 3 year old child asks the nurse about instructions following the use of a spacer. What will you tell the mother?</w:t>
-      </w:r>
-    </w:p>
-    <w:p>
-      <w:pPr>
-        <w:spacing w:after="0" w:before="0"/>
-      </w:pPr>
-      <w:r>
-        <w:rPr>
-          <w:b w:val="0"/>
-          <w:sz w:val="22"/>
-        </w:rPr>
-        <w:t>(a) Keep breathing in spacer for 30 sec</w:t>
-      </w:r>
-    </w:p>
-    <w:p>
-      <w:pPr>
-        <w:spacing w:after="0" w:before="0"/>
-      </w:pPr>
-      <w:r>
-        <w:rPr>
-          <w:b w:val="0"/>
-          <w:sz w:val="22"/>
-        </w:rPr>
-        <w:t>(b) Deep breaths while using spacer</w:t>
-      </w:r>
-    </w:p>
-    <w:p>
-      <w:pPr>
-        <w:spacing w:after="0" w:before="0"/>
-      </w:pPr>
-      <w:r>
-        <w:rPr>
-          <w:b w:val="0"/>
-          <w:sz w:val="22"/>
-        </w:rPr>
-        <w:t>(c) Mouth rinse after 30 min</w:t>
-      </w:r>
-    </w:p>
-    <w:p>
-      <w:pPr>
-        <w:spacing w:after="0" w:before="0"/>
-      </w:pPr>
-      <w:r>
-        <w:rPr>
-          <w:b w:val="0"/>
-          <w:sz w:val="22"/>
-        </w:rPr>
-        <w:t>(d) Time between alternate puffs is 30 secs</w:t>
-      </w:r>
-    </w:p>
-    <w:p>
-      <w:pPr>
-        <w:spacing w:after="0" w:before="40"/>
-      </w:pPr>
-      <w:r>
-        <w:rPr>
-          <w:b/>
-          <w:sz w:val="22"/>
-        </w:rPr>
-        <w:t>Answer: d</w:t>
-      </w:r>
-    </w:p>
-    <w:p>
-      <w:pPr>
-        <w:spacing w:after="0" w:before="0"/>
-      </w:pPr>
-      <w:r>
-        <w:rPr>
-          <w:b w:val="0"/>
-          <w:sz w:val="21"/>
-        </w:rPr>
-        <w:t>Solution: When using a spacer, the time between alternate puffs should be about 30 seconds.</w:t>
-      </w:r>
-    </w:p>
-    <w:p>
-      <w:pPr>
-        <w:spacing w:after="0" w:before="0"/>
-      </w:pPr>
-      <w:r>
-        <w:rPr>
-          <w:b w:val="0"/>
-          <w:sz w:val="20"/>
-        </w:rPr>
-        <w:t>Positive Marks: 1</w:t>
-      </w:r>
-    </w:p>
-    <w:p>
-      <w:pPr>
-        <w:spacing w:after="160" w:before="0"/>
-      </w:pPr>
-      <w:r>
-        <w:rPr>
-          <w:b w:val="0"/>
-          <w:sz w:val="20"/>
-        </w:rPr>
-        <w:t>Negative Marks: 0.25</w:t>
-      </w:r>
-    </w:p>
-    <w:p>
-      <w:pPr>
-        <w:spacing w:after="20" w:before="120"/>
-      </w:pPr>
-      <w:r>
-        <w:rPr>
-          <w:b/>
-          <w:sz w:val="22"/>
-        </w:rPr>
-        <w:t>Question: The nurse is preparing to administer a viscous, irritating drug by IM injection. Which technique is most appropriate?</w:t>
-      </w:r>
-    </w:p>
-    <w:p>
-      <w:pPr>
-        <w:spacing w:after="0" w:before="0"/>
-      </w:pPr>
-      <w:r>
-        <w:rPr>
-          <w:b w:val="0"/>
-          <w:sz w:val="22"/>
-        </w:rPr>
-        <w:t>(a) Use the Z-track method</w:t>
-      </w:r>
-    </w:p>
-    <w:p>
-      <w:pPr>
-        <w:spacing w:after="0" w:before="0"/>
-      </w:pPr>
-      <w:r>
-        <w:rPr>
-          <w:b w:val="0"/>
-          <w:sz w:val="22"/>
-        </w:rPr>
-        <w:t>(b) Use the air-lock technique with a 45° angle</w:t>
-      </w:r>
-    </w:p>
-    <w:p>
-      <w:pPr>
-        <w:spacing w:after="0" w:before="0"/>
-      </w:pPr>
-      <w:r>
-        <w:rPr>
-          <w:b w:val="0"/>
-          <w:sz w:val="22"/>
-        </w:rPr>
-        <w:t>(c) Inject 2 mL into the deltoid</w:t>
-      </w:r>
-    </w:p>
-    <w:p>
-      <w:pPr>
-        <w:spacing w:after="0" w:before="0"/>
-      </w:pPr>
-      <w:r>
-        <w:rPr>
-          <w:b w:val="0"/>
-          <w:sz w:val="22"/>
-        </w:rPr>
-        <w:t>(d) Aspirate and inject rapidly</w:t>
-      </w:r>
-    </w:p>
-    <w:p>
-      <w:pPr>
-        <w:spacing w:after="0" w:before="40"/>
-      </w:pPr>
-      <w:r>
-        <w:rPr>
-          <w:b/>
-          <w:sz w:val="22"/>
-        </w:rPr>
-        <w:t>Answer: a</w:t>
-      </w:r>
-    </w:p>
-    <w:p>
-      <w:pPr>
-        <w:spacing w:after="0" w:before="0"/>
-      </w:pPr>
-      <w:r>
-        <w:rPr>
-          <w:b w:val="0"/>
-          <w:sz w:val="21"/>
-        </w:rPr>
-        <w:t>Solution: Z-track injection seals the drug track and prevents leakage of irritating drugs into subcutaneous tissue; the ventrogluteal site is preferred for such drugs.</w:t>
-      </w:r>
-    </w:p>
-    <w:p>
-      <w:pPr>
-        <w:spacing w:after="0" w:before="0"/>
-      </w:pPr>
-      <w:r>
-        <w:rPr>
-          <w:b w:val="0"/>
-          <w:sz w:val="20"/>
-        </w:rPr>
-        <w:t>Positive Marks: 1</w:t>
-      </w:r>
-    </w:p>
-    <w:p>
-      <w:pPr>
-        <w:spacing w:after="160" w:before="0"/>
-      </w:pPr>
-      <w:r>
-        <w:rPr>
-          <w:b w:val="0"/>
-          <w:sz w:val="20"/>
-        </w:rPr>
-        <w:t>Negative Marks: 0.25</w:t>
-      </w:r>
-    </w:p>
-    <w:p>
-      <w:pPr>
-        <w:spacing w:after="20" w:before="120"/>
-      </w:pPr>
-      <w:r>
-        <w:rPr>
-          <w:b/>
-          <w:sz w:val="22"/>
-        </w:rPr>
-        <w:t>Question: What is the current name of Aurangabad in Maharashtra? Important scheme (4K)</w:t>
-      </w:r>
-    </w:p>
-    <w:p>
-      <w:pPr>
-        <w:spacing w:after="0" w:before="0"/>
-      </w:pPr>
-      <w:r>
-        <w:rPr>
-          <w:b w:val="0"/>
-          <w:sz w:val="22"/>
-        </w:rPr>
-        <w:t>(a) Osmanabad</w:t>
-      </w:r>
-    </w:p>
-    <w:p>
-      <w:pPr>
-        <w:spacing w:after="0" w:before="0"/>
-      </w:pPr>
-      <w:r>
-        <w:rPr>
-          <w:b w:val="0"/>
-          <w:sz w:val="22"/>
-        </w:rPr>
-        <w:t>(b) Mumbai</w:t>
-      </w:r>
-    </w:p>
-    <w:p>
-      <w:pPr>
-        <w:spacing w:after="0" w:before="0"/>
-      </w:pPr>
-      <w:r>
-        <w:rPr>
-          <w:b w:val="0"/>
-          <w:sz w:val="22"/>
-        </w:rPr>
-        <w:t>(c) Sambhaji Nagar</w:t>
-      </w:r>
-    </w:p>
-    <w:p>
-      <w:pPr>
-        <w:spacing w:after="0" w:before="0"/>
-      </w:pPr>
-      <w:r>
-        <w:rPr>
-          <w:b w:val="0"/>
-          <w:sz w:val="22"/>
-        </w:rPr>
-        <w:t>(d) Dharashiv</w:t>
-      </w:r>
-    </w:p>
-    <w:p>
-      <w:pPr>
-        <w:spacing w:after="0" w:before="40"/>
-      </w:pPr>
-      <w:r>
-        <w:rPr>
-          <w:b/>
-          <w:sz w:val="22"/>
-        </w:rPr>
-        <w:t>Answer: c</w:t>
-      </w:r>
-    </w:p>
-    <w:p>
-      <w:pPr>
-        <w:spacing w:after="0" w:before="0"/>
-      </w:pPr>
-      <w:r>
-        <w:rPr>
-          <w:b w:val="0"/>
-          <w:sz w:val="21"/>
-        </w:rPr>
-        <w:t>Solution: The current name of Aurangabad in Maharashtra is option A, Sambhaji Nagar. Sambhaji Nagar is the new name given to the city of Aurangabad in Maharashtra. The name change was made to honor Sambhaji, the son of the Maratha Empire's founder, Chhatrapati Shivaji Maharaj. Aurangabad was originally named after Mughal emperor Aurangzeb, and the decision to rename the city was part of an effort to recognize and celebrate Maratha history and culture. The name change reflects the cultural and historical significance of Sambhaji and symbolizes the local pride and heritage of Maharashtra.</w:t>
-      </w:r>
-    </w:p>
-    <w:p>
-      <w:pPr>
-        <w:spacing w:after="0" w:before="0"/>
-      </w:pPr>
-      <w:r>
-        <w:rPr>
-          <w:b w:val="0"/>
-          <w:sz w:val="20"/>
-        </w:rPr>
-        <w:t>Positive Marks: 1</w:t>
-      </w:r>
-    </w:p>
-    <w:p>
-      <w:pPr>
-        <w:spacing w:after="160" w:before="0"/>
-      </w:pPr>
-      <w:r>
-        <w:rPr>
-          <w:b w:val="0"/>
-          <w:sz w:val="20"/>
-        </w:rPr>
-        <w:t>Negative Marks: 0.25</w:t>
-      </w:r>
-    </w:p>
-    <w:p>
-      <w:pPr>
-        <w:spacing w:after="20" w:before="120"/>
-      </w:pPr>
-      <w:r>
-        <w:rPr>
-          <w:b/>
-          <w:sz w:val="22"/>
-        </w:rPr>
-        <w:t>Question: A client develops anaphylaxis after a bee sting. What is the nurse's priority intervention?</w:t>
-      </w:r>
-    </w:p>
-    <w:p>
-      <w:pPr>
-        <w:spacing w:after="0" w:before="0"/>
-      </w:pPr>
-      <w:r>
-        <w:rPr>
-          <w:b w:val="0"/>
-          <w:sz w:val="22"/>
-        </w:rPr>
-        <w:t>(a) Give an oral antihistamine</w:t>
-      </w:r>
-    </w:p>
-    <w:p>
-      <w:pPr>
-        <w:spacing w:after="0" w:before="0"/>
-      </w:pPr>
-      <w:r>
-        <w:rPr>
-          <w:b w:val="0"/>
-          <w:sz w:val="22"/>
-        </w:rPr>
-        <w:t>(b) Establish IV access first</w:t>
-      </w:r>
-    </w:p>
-    <w:p>
-      <w:pPr>
-        <w:spacing w:after="0" w:before="0"/>
-      </w:pPr>
-      <w:r>
-        <w:rPr>
-          <w:b w:val="0"/>
-          <w:sz w:val="22"/>
-        </w:rPr>
-        <w:t>(c) Administer epinephrine IM immediately</w:t>
-      </w:r>
-    </w:p>
-    <w:p>
-      <w:pPr>
-        <w:spacing w:after="0" w:before="0"/>
-      </w:pPr>
-      <w:r>
-        <w:rPr>
-          <w:b w:val="0"/>
-          <w:sz w:val="22"/>
-        </w:rPr>
-        <w:t>(d) Apply oxygen by face mask</w:t>
-      </w:r>
-    </w:p>
-    <w:p>
-      <w:pPr>
-        <w:spacing w:after="0" w:before="40"/>
-      </w:pPr>
-      <w:r>
-        <w:rPr>
-          <w:b/>
-          <w:sz w:val="22"/>
-        </w:rPr>
-        <w:t>Answer: c</w:t>
-      </w:r>
-    </w:p>
-    <w:p>
-      <w:pPr>
-        <w:spacing w:after="0" w:before="0"/>
-      </w:pPr>
-      <w:r>
-        <w:rPr>
-          <w:b w:val="0"/>
-          <w:sz w:val="21"/>
-        </w:rPr>
-        <w:t>Solution: Epinephrine IM is the first-line, life-saving treatment for anaphylaxis; it reverses bronchospasm, laryngeal edema and hypotension.</w:t>
-      </w:r>
-    </w:p>
-    <w:p>
-      <w:pPr>
-        <w:spacing w:after="0" w:before="0"/>
-      </w:pPr>
-      <w:r>
-        <w:rPr>
-          <w:b w:val="0"/>
-          <w:sz w:val="20"/>
-        </w:rPr>
-        <w:t>Positive Marks: 1</w:t>
-      </w:r>
-    </w:p>
-    <w:p>
-      <w:pPr>
-        <w:spacing w:after="160" w:before="0"/>
-      </w:pPr>
-      <w:r>
-        <w:rPr>
-          <w:b w:val="0"/>
-          <w:sz w:val="20"/>
-        </w:rPr>
-        <w:t>Negative Marks: 0.25</w:t>
-      </w:r>
-    </w:p>
-    <w:p>
-      <w:pPr>
-        <w:spacing w:after="20" w:before="120"/>
-      </w:pPr>
-      <w:r>
-        <w:rPr>
-          <w:b/>
-          <w:sz w:val="22"/>
-        </w:rPr>
-        <w:t>Question: A client in the immediate postoperative period after thyroidectomy develops stridor. Which condition does this indicate and what is the priority?</w:t>
-      </w:r>
-    </w:p>
-    <w:p>
-      <w:pPr>
-        <w:spacing w:after="0" w:before="0"/>
-      </w:pPr>
-      <w:r>
-        <w:rPr>
-          <w:b w:val="0"/>
-          <w:sz w:val="22"/>
-        </w:rPr>
-        <w:t>(a) Normal postoperative hoarseness - continue to observe</w:t>
-      </w:r>
-    </w:p>
-    <w:p>
-      <w:pPr>
-        <w:spacing w:after="0" w:before="0"/>
-      </w:pPr>
-      <w:r>
-        <w:rPr>
-          <w:b w:val="0"/>
-          <w:sz w:val="22"/>
-        </w:rPr>
-        <w:t>(b) Hypocalcemia - check calcium level</w:t>
-      </w:r>
-    </w:p>
-    <w:p>
-      <w:pPr>
-        <w:spacing w:after="0" w:before="0"/>
-      </w:pPr>
-      <w:r>
-        <w:rPr>
-          <w:b w:val="0"/>
-          <w:sz w:val="22"/>
-        </w:rPr>
-        <w:t>(c) Laryngeal edema with airway obstruction - prepare for emergency airway management</w:t>
-      </w:r>
-    </w:p>
-    <w:p>
-      <w:pPr>
-        <w:spacing w:after="0" w:before="0"/>
-      </w:pPr>
-      <w:r>
-        <w:rPr>
-          <w:b w:val="0"/>
-          <w:sz w:val="22"/>
-        </w:rPr>
-        <w:t>(d) Recurrent laryngeal nerve injury - reassure the client</w:t>
-      </w:r>
-    </w:p>
-    <w:p>
-      <w:pPr>
-        <w:spacing w:after="0" w:before="40"/>
-      </w:pPr>
-      <w:r>
-        <w:rPr>
-          <w:b/>
-          <w:sz w:val="22"/>
-        </w:rPr>
-        <w:t>Answer: c</w:t>
-      </w:r>
-    </w:p>
-    <w:p>
-      <w:pPr>
-        <w:spacing w:after="0" w:before="0"/>
-      </w:pPr>
-      <w:r>
-        <w:rPr>
-          <w:b w:val="0"/>
-          <w:sz w:val="21"/>
-        </w:rPr>
-        <w:t>Solution: Stridor is inspiratory crowing from laryngeal edema/obstruction; it is an emergency requiring immediate airway management (oxygen, and possible tracheostomy).</w:t>
-      </w:r>
-    </w:p>
-    <w:p>
-      <w:pPr>
-        <w:spacing w:after="0" w:before="0"/>
-      </w:pPr>
-      <w:r>
-        <w:rPr>
-          <w:b w:val="0"/>
-          <w:sz w:val="20"/>
-        </w:rPr>
-        <w:t>Positive Marks: 1</w:t>
-      </w:r>
-    </w:p>
-    <w:p>
-      <w:pPr>
-        <w:spacing w:after="160" w:before="0"/>
-      </w:pPr>
-      <w:r>
-        <w:rPr>
-          <w:b w:val="0"/>
-          <w:sz w:val="20"/>
-        </w:rPr>
-        <w:t>Negative Marks: 0.25</w:t>
-      </w:r>
-    </w:p>
-    <w:p>
-      <w:pPr>
-        <w:spacing w:after="20" w:before="120"/>
-      </w:pPr>
-      <w:r>
-        <w:rPr>
-          <w:b/>
-          <w:sz w:val="22"/>
-        </w:rPr>
-        <w:t>Question: A mechanically ventilated client has a sudden drop in SpO2 with absent breath sounds on the left side and tracheal deviation to the right. What is the priority action?</w:t>
-      </w:r>
-    </w:p>
-    <w:p>
-      <w:pPr>
-        <w:spacing w:after="0" w:before="0"/>
-      </w:pPr>
-      <w:r>
-        <w:rPr>
-          <w:b w:val="0"/>
-          <w:sz w:val="22"/>
-        </w:rPr>
-        <w:t>(a) Reposition the client and reassess</w:t>
-      </w:r>
-    </w:p>
-    <w:p>
-      <w:pPr>
-        <w:spacing w:after="0" w:before="0"/>
-      </w:pPr>
-      <w:r>
-        <w:rPr>
-          <w:b w:val="0"/>
-          <w:sz w:val="22"/>
-        </w:rPr>
-        <w:t>(b) Suction the endotracheal tube</w:t>
-      </w:r>
-    </w:p>
-    <w:p>
-      <w:pPr>
-        <w:spacing w:after="0" w:before="0"/>
-      </w:pPr>
-      <w:r>
-        <w:rPr>
-          <w:b w:val="0"/>
-          <w:sz w:val="22"/>
-        </w:rPr>
-        <w:t>(c) Increase the FiO2 on the ventilator</w:t>
-      </w:r>
-    </w:p>
-    <w:p>
-      <w:pPr>
-        <w:spacing w:after="0" w:before="0"/>
-      </w:pPr>
-      <w:r>
-        <w:rPr>
-          <w:b w:val="0"/>
-          <w:sz w:val="22"/>
-        </w:rPr>
-        <w:t>(d) Prepare for immediate needle decompression of the left chest</w:t>
-      </w:r>
-    </w:p>
-    <w:p>
-      <w:pPr>
-        <w:spacing w:after="0" w:before="40"/>
-      </w:pPr>
-      <w:r>
-        <w:rPr>
-          <w:b/>
-          <w:sz w:val="22"/>
-        </w:rPr>
-        <w:t>Answer: d</w:t>
-      </w:r>
-    </w:p>
-    <w:p>
-      <w:pPr>
-        <w:spacing w:after="0" w:before="0"/>
-      </w:pPr>
-      <w:r>
-        <w:rPr>
-          <w:b w:val="0"/>
-          <w:sz w:val="21"/>
-        </w:rPr>
-        <w:t>Solution: Tracheal deviation away from the affected side with absent breath sounds indicates tension pneumothorax; immediate needle decompression is life-saving.</w:t>
-      </w:r>
-    </w:p>
-    <w:p>
-      <w:pPr>
-        <w:spacing w:after="0" w:before="0"/>
-      </w:pPr>
-      <w:r>
-        <w:rPr>
-          <w:b w:val="0"/>
-          <w:sz w:val="20"/>
-        </w:rPr>
-        <w:t>Positive Marks: 1</w:t>
-      </w:r>
-    </w:p>
-    <w:p>
-      <w:pPr>
-        <w:spacing w:after="160" w:before="0"/>
-      </w:pPr>
-      <w:r>
-        <w:rPr>
-          <w:b w:val="0"/>
-          <w:sz w:val="20"/>
-        </w:rPr>
-        <w:t>Negative Marks: 0.25</w:t>
+      <w:r>
+        <w:t xml:space="preserve">Question: The total number of bones in the adult human body is</w:t>
+      </w:r>
+    </w:p>
+    <w:p>
+      <w:r>
+        <w:t xml:space="preserve">(a) 106</w:t>
+      </w:r>
+    </w:p>
+    <w:p>
+      <w:r>
+        <w:t xml:space="preserve">(b) 206</w:t>
+      </w:r>
+    </w:p>
+    <w:p>
+      <w:r>
+        <w:t xml:space="preserve">(c) 306</w:t>
+      </w:r>
+    </w:p>
+    <w:p>
+      <w:r>
+        <w:t xml:space="preserve">(d) 406</w:t>
+      </w:r>
+    </w:p>
+    <w:p>
+      <w:r>
+        <w:t xml:space="preserve">Answer: b</w:t>
+      </w:r>
+    </w:p>
+    <w:p>
+      <w:r>
+        <w:t xml:space="preserve">Solution: ✅ Correct Answer: b</w:t>
+      </w:r>
+    </w:p>
+    <w:p>
+      <w:r>
+        <w:t xml:space="preserve">🧠 Clinical Rationale: The adult skeleton has 206 bones; newborns have about 270, some of which fuse during growth (e.g., sacrum, cranium).</w:t>
+      </w:r>
+    </w:p>
+    <w:p>
+      <w:r>
+        <w:t xml:space="preserve">❌ Why Not Other Options?</w:t>
+      </w:r>
+    </w:p>
+    <w:p>
+      <w:r>
+        <w:t xml:space="preserve">(a) — 106 is far below the actual count.</w:t>
+      </w:r>
+    </w:p>
+    <w:p>
+      <w:r>
+        <w:t xml:space="preserve">(c) — 306 and (d) 406 are inflated numbers with no anatomical basis.</w:t>
+      </w:r>
+    </w:p>
+    <w:p>
+      <w:r>
+        <w:t xml:space="preserve">⚠️ Exam Trap: "Adult = 206 bones; newborn = ~270." The smallest bones are the middle-ear ossicles (malleus, incus, stapes) — another favourite fact.</w:t>
+      </w:r>
+    </w:p>
+    <w:p>
+      <w:r>
+        <w:t xml:space="preserve">💎 PNC Pearl: "206 adult bones, 270 at birth — fusion is the difference."</w:t>
+      </w:r>
+    </w:p>
+    <w:p>
+      <w:r>
+        <w:t xml:space="preserve">Positive Marks: 1</w:t>
+      </w:r>
+    </w:p>
+    <w:p>
+      <w:r>
+        <w:t xml:space="preserve">Negative Marks: 0.25</w:t>
+      </w:r>
+    </w:p>
+    <w:p>
+      <w:r>
+        <w:t xml:space="preserve"/>
+      </w:r>
+    </w:p>
+    <w:p>
+      <w:r>
+        <w:t xml:space="preserve">Question: The recommended minimum duration of the surgical hand scrub before an operation is</w:t>
+      </w:r>
+    </w:p>
+    <w:p>
+      <w:r>
+        <w:t xml:space="preserve">(a) 30 seconds</w:t>
+      </w:r>
+    </w:p>
+    <w:p>
+      <w:r>
+        <w:t xml:space="preserve">(b) 2-5 minutes</w:t>
+      </w:r>
+    </w:p>
+    <w:p>
+      <w:r>
+        <w:t xml:space="preserve">(c) 15 minutes</w:t>
+      </w:r>
+    </w:p>
+    <w:p>
+      <w:r>
+        <w:t xml:space="preserve">(d) 1 minute only</w:t>
+      </w:r>
+    </w:p>
+    <w:p>
+      <w:r>
+        <w:t xml:space="preserve">Answer: b</w:t>
+      </w:r>
+    </w:p>
+    <w:p>
+      <w:r>
+        <w:t xml:space="preserve">Solution: ✅ Correct Answer: b</w:t>
+      </w:r>
+    </w:p>
+    <w:p>
+      <w:r>
+        <w:t xml:space="preserve">🧠 Clinical Rationale: A surgical hand scrub of about 2-5 minutes removes transient flora and markedly reduces resident flora before surgery — the standard per WHO and hospital protocols.</w:t>
+      </w:r>
+    </w:p>
+    <w:p>
+      <w:r>
+        <w:t xml:space="preserve">❌ Why Not Other Options?</w:t>
+      </w:r>
+    </w:p>
+    <w:p>
+      <w:r>
+        <w:t xml:space="preserve">(a) — 30 seconds suits routine hand hygiene only (which is 40-60 seconds per WHO).</w:t>
+      </w:r>
+    </w:p>
+    <w:p>
+      <w:r>
+        <w:t xml:space="preserve">(c) — 15 minutes is unnecessarily long and damages skin.</w:t>
+      </w:r>
+    </w:p>
+    <w:p>
+      <w:r>
+        <w:t xml:space="preserve">(d) — 1 minute is insufficient to reduce resident flora for surgery.</w:t>
+      </w:r>
+    </w:p>
+    <w:p>
+      <w:r>
+        <w:t xml:space="preserve">⚠️ Exam Trap: "Routine handwash ~40-60 sec; surgical scrub 2-5 min" — the two durations are often contrasted in infection-control questions.</w:t>
+      </w:r>
+    </w:p>
+    <w:p>
+      <w:r>
+        <w:t xml:space="preserve">💎 PNC Pearl: "Scrub for surgery: 2-5 minutes; routine wash: under a minute."</w:t>
+      </w:r>
+    </w:p>
+    <w:p>
+      <w:r>
+        <w:t xml:space="preserve">Positive Marks: 1</w:t>
+      </w:r>
+    </w:p>
+    <w:p>
+      <w:r>
+        <w:t xml:space="preserve">Negative Marks: 0.25</w:t>
+      </w:r>
+    </w:p>
+    <w:p>
+      <w:r>
+        <w:t xml:space="preserve"/>
+      </w:r>
+    </w:p>
+    <w:p>
+      <w:r>
+        <w:t xml:space="preserve">Question: A patient with acute renal failure should be monitored closely for</w:t>
+      </w:r>
+    </w:p>
+    <w:p>
+      <w:r>
+        <w:t xml:space="preserve">(a) Hyperkalemia</w:t>
+      </w:r>
+    </w:p>
+    <w:p>
+      <w:r>
+        <w:t xml:space="preserve">(b) Hypokalemia only</w:t>
+      </w:r>
+    </w:p>
+    <w:p>
+      <w:r>
+        <w:t xml:space="preserve">(c) Hypocalcemia only</w:t>
+      </w:r>
+    </w:p>
+    <w:p>
+      <w:r>
+        <w:t xml:space="preserve">(d) Hypermagnesemia only</w:t>
+      </w:r>
+    </w:p>
+    <w:p>
+      <w:r>
+        <w:t xml:space="preserve">Answer: a</w:t>
+      </w:r>
+    </w:p>
+    <w:p>
+      <w:r>
+        <w:t xml:space="preserve">Solution: ✅ Correct Answer: a</w:t>
+      </w:r>
+    </w:p>
+    <w:p>
+      <w:r>
+        <w:t xml:space="preserve">🧠 Clinical Rationale: In acute renal failure the kidneys cannot excrete potassium, so hyperkalemia develops and can cause fatal cardiac dysrhythmias — the most dangerous electrolyte problem in this setting.</w:t>
+      </w:r>
+    </w:p>
+    <w:p>
+      <w:r>
+        <w:t xml:space="preserve">❌ Why Not Other Options?</w:t>
+      </w:r>
+    </w:p>
+    <w:p>
+      <w:r>
+        <w:t xml:space="preserve">(b) — Hypokalemia is not a feature of renal failure — the kidneys retain potassium.</w:t>
+      </w:r>
+    </w:p>
+    <w:p>
+      <w:r>
+        <w:t xml:space="preserve">(c) — Hypocalcemia can occur but is not the lethal priority.</w:t>
+      </w:r>
+    </w:p>
+    <w:p>
+      <w:r>
+        <w:t xml:space="preserve">(d) — Hypermagnesemia can occur, but potassium is the immediate danger.</w:t>
+      </w:r>
+    </w:p>
+    <w:p>
+      <w:r>
+        <w:t xml:space="preserve">⚠️ Exam Trap: "Renal failure = hyperkalemia = watch the ECG for peaked T waves" — this link is asked repeatedly.</w:t>
+      </w:r>
+    </w:p>
+    <w:p>
+      <w:r>
+        <w:t xml:space="preserve">💎 PNC Pearl: "Failing kidneys keep potassium — peaked T waves are the warning siren."</w:t>
+      </w:r>
+    </w:p>
+    <w:p>
+      <w:r>
+        <w:t xml:space="preserve">Positive Marks: 1</w:t>
+      </w:r>
+    </w:p>
+    <w:p>
+      <w:r>
+        <w:t xml:space="preserve">Negative Marks: 0.25</w:t>
+      </w:r>
+    </w:p>
+    <w:p>
+      <w:r>
+        <w:t xml:space="preserve"/>
+      </w:r>
+    </w:p>
+    <w:p>
+      <w:r>
+        <w:t xml:space="preserve">Question: The normal volume of amniotic fluid at term is approximately</w:t>
+      </w:r>
+    </w:p>
+    <w:p>
+      <w:r>
+        <w:t xml:space="preserve">(a) 100-200 mL</w:t>
+      </w:r>
+    </w:p>
+    <w:p>
+      <w:r>
+        <w:t xml:space="preserve">(b) 800-1000 mL</w:t>
+      </w:r>
+    </w:p>
+    <w:p>
+      <w:r>
+        <w:t xml:space="preserve">(c) 2000-3000 mL</w:t>
+      </w:r>
+    </w:p>
+    <w:p>
+      <w:r>
+        <w:t xml:space="preserve">(d) 4000-5000 mL</w:t>
+      </w:r>
+    </w:p>
+    <w:p>
+      <w:r>
+        <w:t xml:space="preserve">Answer: b</w:t>
+      </w:r>
+    </w:p>
+    <w:p>
+      <w:r>
+        <w:t xml:space="preserve">Solution: ✅ Correct Answer: b</w:t>
+      </w:r>
+    </w:p>
+    <w:p>
+      <w:r>
+        <w:t xml:space="preserve">🧠 Clinical Rationale: Amniotic fluid volume at term is about 800-1000 mL, protecting the fetus and cushioning the cord.</w:t>
+      </w:r>
+    </w:p>
+    <w:p>
+      <w:r>
+        <w:t xml:space="preserve">❌ Why Not Other Options?</w:t>
+      </w:r>
+    </w:p>
+    <w:p>
+      <w:r>
+        <w:t xml:space="preserve">(a) — 100-200 mL is severe oligohydramnios.</w:t>
+      </w:r>
+    </w:p>
+    <w:p>
+      <w:r>
+        <w:t xml:space="preserve">(c) — 2000-3000 mL is polyhydramnios.</w:t>
+      </w:r>
+    </w:p>
+    <w:p>
+      <w:r>
+        <w:t xml:space="preserve">(d) — 4000-5000 mL is marked polyhydramnios.</w:t>
+      </w:r>
+    </w:p>
+    <w:p>
+      <w:r>
+        <w:t xml:space="preserve">⚠️ Exam Trap: "Amniotic fluid at term = 800-1000 mL; oligo &lt; 500, poly &gt; 2000" — the volume thresholds are standard obstetric numbers.</w:t>
+      </w:r>
+    </w:p>
+    <w:p>
+      <w:r>
+        <w:t xml:space="preserve">💎 PNC Pearl: "About a liter of water at term — under 500 is oligo, over 2000 is poly."</w:t>
+      </w:r>
+    </w:p>
+    <w:p>
+      <w:r>
+        <w:t xml:space="preserve">Positive Marks: 1</w:t>
+      </w:r>
+    </w:p>
+    <w:p>
+      <w:r>
+        <w:t xml:space="preserve">Negative Marks: 0.25</w:t>
+      </w:r>
+    </w:p>
+    <w:p>
+      <w:r>
+        <w:t xml:space="preserve"/>
+      </w:r>
+    </w:p>
+    <w:p>
+      <w:r>
+        <w:t xml:space="preserve">Question: A child develops fever followed by a maculopapular rash that begins behind the ears and spreads to the face and trunk. The nurse suspects</w:t>
+      </w:r>
+    </w:p>
+    <w:p>
+      <w:r>
+        <w:t xml:space="preserve">(a) Measles</w:t>
+      </w:r>
+    </w:p>
+    <w:p>
+      <w:r>
+        <w:t xml:space="preserve">(b) Chickenpox</w:t>
+      </w:r>
+    </w:p>
+    <w:p>
+      <w:r>
+        <w:t xml:space="preserve">(c) Mumps</w:t>
+      </w:r>
+    </w:p>
+    <w:p>
+      <w:r>
+        <w:t xml:space="preserve">(d) Rubella only</w:t>
+      </w:r>
+    </w:p>
+    <w:p>
+      <w:r>
+        <w:t xml:space="preserve">Answer: a</w:t>
+      </w:r>
+    </w:p>
+    <w:p>
+      <w:r>
+        <w:t xml:space="preserve">Solution: ✅ Correct Answer: a</w:t>
+      </w:r>
+    </w:p>
+    <w:p>
+      <w:r>
+        <w:t xml:space="preserve">🧠 Clinical Rationale: Measles rash begins behind the ears and on the face, then spreads downward, accompanied by the three C's — cough, coryza (runny nose), conjunctivitis — plus Koplik spots in the mouth.</w:t>
+      </w:r>
+    </w:p>
+    <w:p>
+      <w:r>
+        <w:t xml:space="preserve">❌ Why Not Other Options?</w:t>
+      </w:r>
+    </w:p>
+    <w:p>
+      <w:r>
+        <w:t xml:space="preserve">(b) — Chickenpox gives vesicular lesions in different stages, not a downward maculopapular rash.</w:t>
+      </w:r>
+    </w:p>
+    <w:p>
+      <w:r>
+        <w:t xml:space="preserve">(c) — Mumps causes parotid swelling, not a rash.</w:t>
+      </w:r>
+    </w:p>
+    <w:p>
+      <w:r>
+        <w:t xml:space="preserve">(d) — Rubella is a lighter rash with lymphadenopathy, no Koplik spots.</w:t>
+      </w:r>
+    </w:p>
+    <w:p>
+      <w:r>
+        <w:t xml:space="preserve">⚠️ Exam Trap: "Measles = rash behind ears → face → trunk + 3 Cs + Koplik spots" — the rash direction and the 3 Cs are the giveaway.</w:t>
+      </w:r>
+    </w:p>
+    <w:p>
+      <w:r>
+        <w:t xml:space="preserve">💎 PNC Pearl: "Measles: rash starts behind the ears, cough/coryza/conjunctivitis follow — Koplik spots seal the diagnosis."</w:t>
+      </w:r>
+    </w:p>
+    <w:p>
+      <w:r>
+        <w:t xml:space="preserve">Positive Marks: 1</w:t>
+      </w:r>
+    </w:p>
+    <w:p>
+      <w:r>
+        <w:t xml:space="preserve">Negative Marks: 0.25</w:t>
+      </w:r>
+    </w:p>
+    <w:p>
+      <w:r>
+        <w:t xml:space="preserve"/>
+      </w:r>
+    </w:p>
+    <w:p>
+      <w:r>
+        <w:t xml:space="preserve">Question: A patient with a terminal illness refuses to accept the diagnosis and continues planning for the distant future. The nurse identifies this as</w:t>
+      </w:r>
+    </w:p>
+    <w:p>
+      <w:r>
+        <w:t xml:space="preserve">(a) Denial</w:t>
+      </w:r>
+    </w:p>
+    <w:p>
+      <w:r>
+        <w:t xml:space="preserve">(b) Regression</w:t>
+      </w:r>
+    </w:p>
+    <w:p>
+      <w:r>
+        <w:t xml:space="preserve">(c) Conversion</w:t>
+      </w:r>
+    </w:p>
+    <w:p>
+      <w:r>
+        <w:t xml:space="preserve">(d) Displacement</w:t>
+      </w:r>
+    </w:p>
+    <w:p>
+      <w:r>
+        <w:t xml:space="preserve">Answer: a</w:t>
+      </w:r>
+    </w:p>
+    <w:p>
+      <w:r>
+        <w:t xml:space="preserve">Solution: ✅ Correct Answer: a</w:t>
+      </w:r>
+    </w:p>
+    <w:p>
+      <w:r>
+        <w:t xml:space="preserve">🧠 Clinical Rationale: Denial — the first stage of Kübler-Ross's grief process — lets the patient act as if the diagnosis is not true, protecting against overwhelming anxiety.</w:t>
+      </w:r>
+    </w:p>
+    <w:p>
+      <w:r>
+        <w:t xml:space="preserve">❌ Why Not Other Options?</w:t>
+      </w:r>
+    </w:p>
+    <w:p>
+      <w:r>
+        <w:t xml:space="preserve">(b) — Regression is returning to earlier, childlike behaviors.</w:t>
+      </w:r>
+    </w:p>
+    <w:p>
+      <w:r>
+        <w:t xml:space="preserve">(c) — Conversion turns psychological stress into physical symptoms.</w:t>
+      </w:r>
+    </w:p>
+    <w:p>
+      <w:r>
+        <w:t xml:space="preserve">(d) — Displacement redirects feelings to a safer target.</w:t>
+      </w:r>
+    </w:p>
+    <w:p>
+      <w:r>
+        <w:t xml:space="preserve">⚠️ Exam Trap: The grief stages — "Denial, Anger, Bargaining, Depression, Acceptance." 'Refuses to accept' always = denial.</w:t>
+      </w:r>
+    </w:p>
+    <w:p>
+      <w:r>
+        <w:t xml:space="preserve">💎 PNC Pearl: "DABDA — Denial comes first; refusing to accept the news is its signature."</w:t>
+      </w:r>
+    </w:p>
+    <w:p>
+      <w:r>
+        <w:t xml:space="preserve">Positive Marks: 1</w:t>
+      </w:r>
+    </w:p>
+    <w:p>
+      <w:r>
+        <w:t xml:space="preserve">Negative Marks: 0.25</w:t>
+      </w:r>
+    </w:p>
+    <w:p>
+      <w:r>
+        <w:t xml:space="preserve"/>
+      </w:r>
+    </w:p>
+    <w:p>
+      <w:r>
+        <w:t xml:space="preserve">Question: The National Programme for Prevention and Control of Cancer, Diabetes, CVD and Stroke (NPCDCS) focuses on</w:t>
+      </w:r>
+    </w:p>
+    <w:p>
+      <w:r>
+        <w:t xml:space="preserve">(a) Non-communicable diseases</w:t>
+      </w:r>
+    </w:p>
+    <w:p>
+      <w:r>
+        <w:t xml:space="preserve">(b) Communicable diseases only</w:t>
+      </w:r>
+    </w:p>
+    <w:p>
+      <w:r>
+        <w:t xml:space="preserve">(c) Maternal health only</w:t>
+      </w:r>
+    </w:p>
+    <w:p>
+      <w:r>
+        <w:t xml:space="preserve">(d) Childhood immunization only</w:t>
+      </w:r>
+    </w:p>
+    <w:p>
+      <w:r>
+        <w:t xml:space="preserve">Answer: a</w:t>
+      </w:r>
+    </w:p>
+    <w:p>
+      <w:r>
+        <w:t xml:space="preserve">Solution: ✅ Correct Answer: a</w:t>
+      </w:r>
+    </w:p>
+    <w:p>
+      <w:r>
+        <w:t xml:space="preserve">🧠 Clinical Rationale: NPCDCS targets screening, early diagnosis, and management of non-communicable diseases — cancer, diabetes, cardiovascular disease, and stroke.</w:t>
+      </w:r>
+    </w:p>
+    <w:p>
+      <w:r>
+        <w:t xml:space="preserve">❌ Why Not Other Options?</w:t>
+      </w:r>
+    </w:p>
+    <w:p>
+      <w:r>
+        <w:t xml:space="preserve">(b) — Communicable diseases are covered by programs like NTEP and NVHCP.</w:t>
+      </w:r>
+    </w:p>
+    <w:p>
+      <w:r>
+        <w:t xml:space="preserve">(c) — Maternal health is the focus of schemes like JSY/JSSK.</w:t>
+      </w:r>
+    </w:p>
+    <w:p>
+      <w:r>
+        <w:t xml:space="preserve">(d) — Childhood immunization is the UIP's role.</w:t>
+      </w:r>
+    </w:p>
+    <w:p>
+      <w:r>
+        <w:t xml:space="preserve">⚠️ Exam Trap: "NPCDCS = the NCD program." NCDs now cause most deaths in India, making this program a favourite exam topic.</w:t>
+      </w:r>
+    </w:p>
+    <w:p>
+      <w:r>
+        <w:t xml:space="preserve">💎 PNC Pearl: "NPCDCS: the four letters tell the story — Cancer, Diabetes, CVD, Stroke — all non-communicable."</w:t>
+      </w:r>
+    </w:p>
+    <w:p>
+      <w:r>
+        <w:t xml:space="preserve">Positive Marks: 1</w:t>
+      </w:r>
+    </w:p>
+    <w:p>
+      <w:r>
+        <w:t xml:space="preserve">Negative Marks: 0.25</w:t>
+      </w:r>
+    </w:p>
+    <w:p>
+      <w:r>
+        <w:t xml:space="preserve"/>
+      </w:r>
+    </w:p>
+    <w:p>
+      <w:r>
+        <w:t xml:space="preserve">Question: A patient receiving furosemide (Lasix) should be monitored for</w:t>
+      </w:r>
+    </w:p>
+    <w:p>
+      <w:r>
+        <w:t xml:space="preserve">(a) Hypokalemia and dehydration</w:t>
+      </w:r>
+    </w:p>
+    <w:p>
+      <w:r>
+        <w:t xml:space="preserve">(b) Hyperkalemia</w:t>
+      </w:r>
+    </w:p>
+    <w:p>
+      <w:r>
+        <w:t xml:space="preserve">(c) Fluid overload</w:t>
+      </w:r>
+    </w:p>
+    <w:p>
+      <w:r>
+        <w:t xml:space="preserve">(d) Hypothyroidism</w:t>
+      </w:r>
+    </w:p>
+    <w:p>
+      <w:r>
+        <w:t xml:space="preserve">Answer: a</w:t>
+      </w:r>
+    </w:p>
+    <w:p>
+      <w:r>
+        <w:t xml:space="preserve">Solution: ✅ Correct Answer: a</w:t>
+      </w:r>
+    </w:p>
+    <w:p>
+      <w:r>
+        <w:t xml:space="preserve">🧠 Clinical Rationale: Furosemide, a loop diuretic, wastes potassium and water — causing hypokalemia, hypotension, and dehydration — so electrolytes, weight, and intake-output are monitored.</w:t>
+      </w:r>
+    </w:p>
+    <w:p>
+      <w:r>
+        <w:t xml:space="preserve">❌ Why Not Other Options?</w:t>
+      </w:r>
+    </w:p>
+    <w:p>
+      <w:r>
+        <w:t xml:space="preserve">(b) — Hyperkalemia is the concern with POTASSIUM-SPARING diuretics (spironolactone).</w:t>
+      </w:r>
+    </w:p>
+    <w:p>
+      <w:r>
+        <w:t xml:space="preserve">(c) — The drug's purpose is to remove fluid, not to cause overload.</w:t>
+      </w:r>
+    </w:p>
+    <w:p>
+      <w:r>
+        <w:t xml:space="preserve">(d) — Thyroid effects are unrelated to diuretics.</w:t>
+      </w:r>
+    </w:p>
+    <w:p>
+      <w:r>
+        <w:t xml:space="preserve">⚠️ Exam Trap: "Loop diuretics = lose K; K-sparing diuretics = keep K" — the potassium contrast between diuretic classes is exam gold.</w:t>
+      </w:r>
+    </w:p>
+    <w:p>
+      <w:r>
+        <w:t xml:space="preserve">💎 PNC Pearl: "Loop diuretics empty potassium along with water — check the K level and the BP."</w:t>
+      </w:r>
+    </w:p>
+    <w:p>
+      <w:r>
+        <w:t xml:space="preserve">Positive Marks: 1</w:t>
+      </w:r>
+    </w:p>
+    <w:p>
+      <w:r>
+        <w:t xml:space="preserve">Negative Marks: 0.25</w:t>
+      </w:r>
+    </w:p>
+    <w:p>
+      <w:r>
+        <w:t xml:space="preserve"/>
+      </w:r>
+    </w:p>
+    <w:p>
+      <w:r>
+        <w:t xml:space="preserve">Question: The earliest sign of hypoxia in a patient is</w:t>
+      </w:r>
+    </w:p>
+    <w:p>
+      <w:r>
+        <w:t xml:space="preserve">(a) Restlessness and tachycardia</w:t>
+      </w:r>
+    </w:p>
+    <w:p>
+      <w:r>
+        <w:t xml:space="preserve">(b) Cyanosis of the nail beds</w:t>
+      </w:r>
+    </w:p>
+    <w:p>
+      <w:r>
+        <w:t xml:space="preserve">(c) Bradycardia</w:t>
+      </w:r>
+    </w:p>
+    <w:p>
+      <w:r>
+        <w:t xml:space="preserve">(d) Deep sleep</w:t>
+      </w:r>
+    </w:p>
+    <w:p>
+      <w:r>
+        <w:t xml:space="preserve">Answer: a</w:t>
+      </w:r>
+    </w:p>
+    <w:p>
+      <w:r>
+        <w:t xml:space="preserve">Solution: ✅ Correct Answer: a</w:t>
+      </w:r>
+    </w:p>
+    <w:p>
+      <w:r>
+        <w:t xml:space="preserve">🧠 Clinical Rationale: Restlessness, anxiety, and tachycardia appear EARLY in hypoxia as the body compensates; cyanosis is a LATE sign because it requires a large amount of deoxygenated hemoglobin.</w:t>
+      </w:r>
+    </w:p>
+    <w:p>
+      <w:r>
+        <w:t xml:space="preserve">❌ Why Not Other Options?</w:t>
+      </w:r>
+    </w:p>
+    <w:p>
+      <w:r>
+        <w:t xml:space="preserve">(b) — Cyanosis is a late, unreliable sign — never wait for blue lips.</w:t>
+      </w:r>
+    </w:p>
+    <w:p>
+      <w:r>
+        <w:t xml:space="preserve">(c) — Bradycardia is a terminal sign in severe hypoxia.</w:t>
+      </w:r>
+    </w:p>
+    <w:p>
+      <w:r>
+        <w:t xml:space="preserve">(d) — Deep sleep (decreased consciousness) is a late, ominous sign.</w:t>
+      </w:r>
+    </w:p>
+    <w:p>
+      <w:r>
+        <w:t xml:space="preserve">⚠️ Exam Trap: "Early hypoxia = restless and tachycardic; cyanosis = late." Treat hypoxia on restlessness alone.</w:t>
+      </w:r>
+    </w:p>
+    <w:p>
+      <w:r>
+        <w:t xml:space="preserve">💎 PNC Pearl: "Restless + fast pulse = the brain gasping for oxygen — act before the blue appears."</w:t>
+      </w:r>
+    </w:p>
+    <w:p>
+      <w:r>
+        <w:t xml:space="preserve">Positive Marks: 1</w:t>
+      </w:r>
+    </w:p>
+    <w:p>
+      <w:r>
+        <w:t xml:space="preserve">Negative Marks: 0.25</w:t>
+      </w:r>
+    </w:p>
+    <w:p>
+      <w:r>
+        <w:t xml:space="preserve"/>
+      </w:r>
+    </w:p>
+    <w:p>
+      <w:r>
+        <w:t xml:space="preserve">Question: The daily iron requirement of an adult woman (ICMR) is approximately</w:t>
+      </w:r>
+    </w:p>
+    <w:p>
+      <w:r>
+        <w:t xml:space="preserve">(a) 21 mg</w:t>
+      </w:r>
+    </w:p>
+    <w:p>
+      <w:r>
+        <w:t xml:space="preserve">(b) 5 mg</w:t>
+      </w:r>
+    </w:p>
+    <w:p>
+      <w:r>
+        <w:t xml:space="preserve">(c) 50 mg</w:t>
+      </w:r>
+    </w:p>
+    <w:p>
+      <w:r>
+        <w:t xml:space="preserve">(d) 100 mg</w:t>
+      </w:r>
+    </w:p>
+    <w:p>
+      <w:r>
+        <w:t xml:space="preserve">Answer: a</w:t>
+      </w:r>
+    </w:p>
+    <w:p>
+      <w:r>
+        <w:t xml:space="preserve">Solution: ✅ Correct Answer: a</w:t>
+      </w:r>
+    </w:p>
+    <w:p>
+      <w:r>
+        <w:t xml:space="preserve">🧠 Clinical Rationale: ICMR recommends about 21 mg of iron daily for adult women, reflecting menstrual losses and the high demand of pregnancy; adult men need about 17 mg.</w:t>
+      </w:r>
+    </w:p>
+    <w:p>
+      <w:r>
+        <w:t xml:space="preserve">❌ Why Not Other Options?</w:t>
+      </w:r>
+    </w:p>
+    <w:p>
+      <w:r>
+        <w:t xml:space="preserve">(b) — 5 mg is far below physiological needs.</w:t>
+      </w:r>
+    </w:p>
+    <w:p>
+      <w:r>
+        <w:t xml:space="preserve">(c) — 50 mg and (d) 100 mg exceed daily physiological requirements (these are therapeutic-dose ranges).</w:t>
+      </w:r>
+    </w:p>
+    <w:p>
+      <w:r>
+        <w:t xml:space="preserve">⚠️ Exam Trap: "Adult woman 21 mg, adult man 17 mg iron daily" — the ICMR figures are standard nutrition exam values.</w:t>
+      </w:r>
+    </w:p>
+    <w:p>
+      <w:r>
+        <w:t xml:space="preserve">💎 PNC Pearl: "Women need more iron (21 mg) than men (17 mg) — monthly blood loss is the reason."</w:t>
+      </w:r>
+    </w:p>
+    <w:p>
+      <w:r>
+        <w:t xml:space="preserve">Positive Marks: 1</w:t>
+      </w:r>
+    </w:p>
+    <w:p>
+      <w:r>
+        <w:t xml:space="preserve">Negative Marks: 0.25</w:t>
+      </w:r>
+    </w:p>
+    <w:p>
+      <w:r>
+        <w:t xml:space="preserve">Question: A patient with a spinal cord injury at the C5 level will have</w:t>
+      </w:r>
+    </w:p>
+    <w:p>
+      <w:r>
+        <w:t xml:space="preserve">(a) Quadriplegia with impaired respiratory function</w:t>
+      </w:r>
+    </w:p>
+    <w:p>
+      <w:r>
+        <w:t xml:space="preserve">(b) Paraplegia only</w:t>
+      </w:r>
+    </w:p>
+    <w:p>
+      <w:r>
+        <w:t xml:space="preserve">(c) Hemiplegia of the left side</w:t>
+      </w:r>
+    </w:p>
+    <w:p>
+      <w:r>
+        <w:t xml:space="preserve">(d) No motor deficit</w:t>
+      </w:r>
+    </w:p>
+    <w:p>
+      <w:r>
+        <w:t xml:space="preserve">Answer: a</w:t>
+      </w:r>
+    </w:p>
+    <w:p>
+      <w:r>
+        <w:t xml:space="preserve">Solution: ✅ Correct Answer: a</w:t>
+      </w:r>
+    </w:p>
+    <w:p>
+      <w:r>
+        <w:t xml:space="preserve">🧠 Clinical Rationale: Cervical cord injuries (C1-C8) cause quadriplegia, and levels at or above C4-C5 impair the diaphragm (phrenic nerve C3-C5) and intercostal muscles, reducing respiratory function.</w:t>
+      </w:r>
+    </w:p>
+    <w:p>
+      <w:r>
+        <w:t xml:space="preserve">❌ Why Not Other Options?</w:t>
+      </w:r>
+    </w:p>
+    <w:p>
+      <w:r>
+        <w:t xml:space="preserve">(b) — Paraplegia follows THORACIC or lumbar injuries (legs only).</w:t>
+      </w:r>
+    </w:p>
+    <w:p>
+      <w:r>
+        <w:t xml:space="preserve">(c) — Hemiplegia is a cerebral (stroke) problem, not a cord transection.</w:t>
+      </w:r>
+    </w:p>
+    <w:p>
+      <w:r>
+        <w:t xml:space="preserve">(d) — A C5 injury produces profound motor loss, not none.</w:t>
+      </w:r>
+    </w:p>
+    <w:p>
+      <w:r>
+        <w:t xml:space="preserve">⚠️ Exam Trap: The level-to-deficit map — "cervical = all four limbs (quad), thoracic = legs only (para), brain = one side (hemi)."</w:t>
+      </w:r>
+    </w:p>
+    <w:p>
+      <w:r>
+        <w:t xml:space="preserve">💎 PNC Pearl: "Cervical = quad, thoracic = para, brain = hemi — the higher the injury, the more the loss."</w:t>
+      </w:r>
+    </w:p>
+    <w:p>
+      <w:r>
+        <w:t xml:space="preserve">Positive Marks: 1</w:t>
+      </w:r>
+    </w:p>
+    <w:p>
+      <w:r>
+        <w:t xml:space="preserve">Negative Marks: 0.25</w:t>
+      </w:r>
+    </w:p>
+    <w:p>
+      <w:r>
+        <w:t xml:space="preserve"/>
+      </w:r>
+    </w:p>
+    <w:p>
+      <w:r>
+        <w:t xml:space="preserve">Question: The accumulation of fluid in the peritoneal cavity of a patient with cirrhosis is called</w:t>
+      </w:r>
+    </w:p>
+    <w:p>
+      <w:r>
+        <w:t xml:space="preserve">(a) Ascites</w:t>
+      </w:r>
+    </w:p>
+    <w:p>
+      <w:r>
+        <w:t xml:space="preserve">(b) Pleural effusion</w:t>
+      </w:r>
+    </w:p>
+    <w:p>
+      <w:r>
+        <w:t xml:space="preserve">(c) Edema</w:t>
+      </w:r>
+    </w:p>
+    <w:p>
+      <w:r>
+        <w:t xml:space="preserve">(d) Anasarca</w:t>
+      </w:r>
+    </w:p>
+    <w:p>
+      <w:r>
+        <w:t xml:space="preserve">Answer: a</w:t>
+      </w:r>
+    </w:p>
+    <w:p>
+      <w:r>
+        <w:t xml:space="preserve">Solution: ✅ Correct Answer: a</w:t>
+      </w:r>
+    </w:p>
+    <w:p>
+      <w:r>
+        <w:t xml:space="preserve">🧠 Clinical Rationale: Ascites is fluid collection in the PERITONEAL cavity, caused in cirrhosis by portal hypertension and low albumin (reduced oncotic pressure).</w:t>
+      </w:r>
+    </w:p>
+    <w:p>
+      <w:r>
+        <w:t xml:space="preserve">❌ Why Not Other Options?</w:t>
+      </w:r>
+    </w:p>
+    <w:p>
+      <w:r>
+        <w:t xml:space="preserve">(b) — Pleural effusion is fluid in the PLEURAL space around the lungs.</w:t>
+      </w:r>
+    </w:p>
+    <w:p>
+      <w:r>
+        <w:t xml:space="preserve">(c) — Edema is generalized tissue swelling.</w:t>
+      </w:r>
+    </w:p>
+    <w:p>
+      <w:r>
+        <w:t xml:space="preserve">(d) — Anasarca is massive, generalized body edema.</w:t>
+      </w:r>
+    </w:p>
+    <w:p>
+      <w:r>
+        <w:t xml:space="preserve">⚠️ Exam Trap: "Fluid location — peritoneum = ascites, pleura = effusion, tissues = edema" — match the space to the term.</w:t>
+      </w:r>
+    </w:p>
+    <w:p>
+      <w:r>
+        <w:t xml:space="preserve">💎 PNC Pearl: "Ascites = a swollen belly from fluid in the peritoneal sac."</w:t>
+      </w:r>
+    </w:p>
+    <w:p>
+      <w:r>
+        <w:t xml:space="preserve">Positive Marks: 1</w:t>
+      </w:r>
+    </w:p>
+    <w:p>
+      <w:r>
+        <w:t xml:space="preserve">Negative Marks: 0.25</w:t>
+      </w:r>
+    </w:p>
+    <w:p>
+      <w:r>
+        <w:t xml:space="preserve"/>
+      </w:r>
+    </w:p>
+    <w:p>
+      <w:r>
+        <w:t xml:space="preserve">Question: The priority nursing observation for a patient with a new colostomy is</w:t>
+      </w:r>
+    </w:p>
+    <w:p>
+      <w:r>
+        <w:t xml:space="preserve">(a) The color and viability of the stoma</w:t>
+      </w:r>
+    </w:p>
+    <w:p>
+      <w:r>
+        <w:t xml:space="preserve">(b) The color of the urine</w:t>
+      </w:r>
+    </w:p>
+    <w:p>
+      <w:r>
+        <w:t xml:space="preserve">(c) The patient's nail growth</w:t>
+      </w:r>
+    </w:p>
+    <w:p>
+      <w:r>
+        <w:t xml:space="preserve">(d) The condition of the feet</w:t>
+      </w:r>
+    </w:p>
+    <w:p>
+      <w:r>
+        <w:t xml:space="preserve">Answer: a</w:t>
+      </w:r>
+    </w:p>
+    <w:p>
+      <w:r>
+        <w:t xml:space="preserve">Solution: ✅ Correct Answer: a</w:t>
+      </w:r>
+    </w:p>
+    <w:p>
+      <w:r>
+        <w:t xml:space="preserve">🧠 Clinical Rationale: A healthy stoma is pink to red and moist, like the lining of the mouth; a dusky, blue, or black stoma signals ischemia or necrosis and must be reported immediately.</w:t>
+      </w:r>
+    </w:p>
+    <w:p>
+      <w:r>
+        <w:t xml:space="preserve">❌ Why Not Other Options?</w:t>
+      </w:r>
+    </w:p>
+    <w:p>
+      <w:r>
+        <w:t xml:space="preserve">(b) — Urine color is irrelevant to stoma viability.</w:t>
+      </w:r>
+    </w:p>
+    <w:p>
+      <w:r>
+        <w:t xml:space="preserve">(c) — Nail growth is unrelated.</w:t>
+      </w:r>
+    </w:p>
+    <w:p>
+      <w:r>
+        <w:t xml:space="preserve">(d) — Foot condition is not the priority for a new colostomy.</w:t>
+      </w:r>
+    </w:p>
+    <w:p>
+      <w:r>
+        <w:t xml:space="preserve">⚠️ Exam Trap: "Stoma check = color, size, moisture; pale, dusky, or black = bad." A healthy stoma is always 'pink and moist.'</w:t>
+      </w:r>
+    </w:p>
+    <w:p>
+      <w:r>
+        <w:t xml:space="preserve">💎 PNC Pearl: "Pink and moist = happy stoma; dusky or black = dying tissue, call the surgeon."</w:t>
+      </w:r>
+    </w:p>
+    <w:p>
+      <w:r>
+        <w:t xml:space="preserve">Positive Marks: 1</w:t>
+      </w:r>
+    </w:p>
+    <w:p>
+      <w:r>
+        <w:t xml:space="preserve">Negative Marks: 0.25</w:t>
+      </w:r>
+    </w:p>
+    <w:p>
+      <w:r>
+        <w:t xml:space="preserve"/>
+      </w:r>
+    </w:p>
+    <w:p>
+      <w:r>
+        <w:t xml:space="preserve">Question: Hegar's sign, a probable sign of pregnancy, refers to</w:t>
+      </w:r>
+    </w:p>
+    <w:p>
+      <w:r>
+        <w:t xml:space="preserve">(a) Softening of the lower uterine segment</w:t>
+      </w:r>
+    </w:p>
+    <w:p>
+      <w:r>
+        <w:t xml:space="preserve">(b) Bluish discoloration of the cervix</w:t>
+      </w:r>
+    </w:p>
+    <w:p>
+      <w:r>
+        <w:t xml:space="preserve">(c) Enlargement of the breasts</w:t>
+      </w:r>
+    </w:p>
+    <w:p>
+      <w:r>
+        <w:t xml:space="preserve">(d) Fetal heart sounds</w:t>
+      </w:r>
+    </w:p>
+    <w:p>
+      <w:r>
+        <w:t xml:space="preserve">Answer: a</w:t>
+      </w:r>
+    </w:p>
+    <w:p>
+      <w:r>
+        <w:t xml:space="preserve">Solution: ✅ Correct Answer: a</w:t>
+      </w:r>
+    </w:p>
+    <w:p>
+      <w:r>
+        <w:t xml:space="preserve">🧠 Clinical Rationale: Hegar's sign is the softening of the uterine isthmus (lower uterine segment) felt on bimanual examination at 6-8 weeks.</w:t>
+      </w:r>
+    </w:p>
+    <w:p>
+      <w:r>
+        <w:t xml:space="preserve">❌ Why Not Other Options?</w:t>
+      </w:r>
+    </w:p>
+    <w:p>
+      <w:r>
+        <w:t xml:space="preserve">(b) — Bluish discoloration of the cervix is CHADWICK's sign.</w:t>
+      </w:r>
+    </w:p>
+    <w:p>
+      <w:r>
+        <w:t xml:space="preserve">(c) — Breast enlargement is a PRESUMPTIVE sign.</w:t>
+      </w:r>
+    </w:p>
+    <w:p>
+      <w:r>
+        <w:t xml:space="preserve">(d) — Fetal heart sounds are a POSITIVE sign of pregnancy.</w:t>
+      </w:r>
+    </w:p>
+    <w:p>
+      <w:r>
+        <w:t xml:space="preserve">⚠️ Exam Trap: Sign-to-name matching is a favourite OB question — "Chadwick = blue cervix, Hegar = soft lower segment, Goodell = soft cervix, Braxton Hicks = irregular contractions."</w:t>
+      </w:r>
+    </w:p>
+    <w:p>
+      <w:r>
+        <w:t xml:space="preserve">💎 PNC Pearl: "Hegar = soft isthmus (lower segment); Chadwick = blue cervix; Goodell = soft cervix."</w:t>
+      </w:r>
+    </w:p>
+    <w:p>
+      <w:r>
+        <w:t xml:space="preserve">Positive Marks: 1</w:t>
+      </w:r>
+    </w:p>
+    <w:p>
+      <w:r>
+        <w:t xml:space="preserve">Negative Marks: 0.25</w:t>
+      </w:r>
+    </w:p>
+    <w:p>
+      <w:r>
+        <w:t xml:space="preserve"/>
+      </w:r>
+    </w:p>
+    <w:p>
+      <w:r>
+        <w:t xml:space="preserve">Question: A patient having a panic attack begins to hyperventilate. The best nursing intervention is to</w:t>
+      </w:r>
+    </w:p>
+    <w:p>
+      <w:r>
+        <w:t xml:space="preserve">(a) Guide the patient to breathe slowly and deeply</w:t>
+      </w:r>
+    </w:p>
+    <w:p>
+      <w:r>
+        <w:t xml:space="preserve">(b) Leave the patient alone to calm down</w:t>
+      </w:r>
+    </w:p>
+    <w:p>
+      <w:r>
+        <w:t xml:space="preserve">(c) Restrain the patient</w:t>
+      </w:r>
+    </w:p>
+    <w:p>
+      <w:r>
+        <w:t xml:space="preserve">(d) Offer a stimulant drink</w:t>
+      </w:r>
+    </w:p>
+    <w:p>
+      <w:r>
+        <w:t xml:space="preserve">Answer: a</w:t>
+      </w:r>
+    </w:p>
+    <w:p>
+      <w:r>
+        <w:t xml:space="preserve">Solution: ✅ Correct Answer: a</w:t>
+      </w:r>
+    </w:p>
+    <w:p>
+      <w:r>
+        <w:t xml:space="preserve">🧠 Clinical Rationale: Slow, guided breathing reduces hyperventilation and the resulting respiratory alkalosis (tingling, dizziness, chest tightness), helping the panic attack resolve.</w:t>
+      </w:r>
+    </w:p>
+    <w:p>
+      <w:r>
+        <w:t xml:space="preserve">❌ Why Not Other Options?</w:t>
+      </w:r>
+    </w:p>
+    <w:p>
+      <w:r>
+        <w:t xml:space="preserve">(b) — Leaving the patient alone heightens fear and worsens panic.</w:t>
+      </w:r>
+    </w:p>
+    <w:p>
+      <w:r>
+        <w:t xml:space="preserve">(c) — Restraints increase fear and the sense of losing control.</w:t>
+      </w:r>
+    </w:p>
+    <w:p>
+      <w:r>
+        <w:t xml:space="preserve">(d) — Stimulants (caffeine) increase anxiety and symptoms.</w:t>
+      </w:r>
+    </w:p>
+    <w:p>
+      <w:r>
+        <w:t xml:space="preserve">⚠️ Exam Trap: "Panic attack care = stay present, calm voice, slow breathing, remove stimuli." Never leave the patient alone during a panic attack.</w:t>
+      </w:r>
+    </w:p>
+    <w:p>
+      <w:r>
+        <w:t xml:space="preserve">💎 PNC Pearl: "Breathe with the patient — slow inhale, slower exhale — panic fades when breathing slows."</w:t>
+      </w:r>
+    </w:p>
+    <w:p>
+      <w:r>
+        <w:t xml:space="preserve">Positive Marks: 1</w:t>
+      </w:r>
+    </w:p>
+    <w:p>
+      <w:r>
+        <w:t xml:space="preserve">Negative Marks: 0.25</w:t>
+      </w:r>
+    </w:p>
+    <w:p>
+      <w:r>
+        <w:t xml:space="preserve"/>
+      </w:r>
+    </w:p>
+    <w:p>
+      <w:r>
+        <w:t xml:space="preserve">Question: The gland known as the "master gland" of the body is the</w:t>
+      </w:r>
+    </w:p>
+    <w:p>
+      <w:r>
+        <w:t xml:space="preserve">(a) Thyroid gland</w:t>
+      </w:r>
+    </w:p>
+    <w:p>
+      <w:r>
+        <w:t xml:space="preserve">(b) Pituitary gland</w:t>
+      </w:r>
+    </w:p>
+    <w:p>
+      <w:r>
+        <w:t xml:space="preserve">(c) Adrenal gland</w:t>
+      </w:r>
+    </w:p>
+    <w:p>
+      <w:r>
+        <w:t xml:space="preserve">(d) Pineal gland</w:t>
+      </w:r>
+    </w:p>
+    <w:p>
+      <w:r>
+        <w:t xml:space="preserve">Answer: b</w:t>
+      </w:r>
+    </w:p>
+    <w:p>
+      <w:r>
+        <w:t xml:space="preserve">Solution: ✅ Correct Answer: b</w:t>
+      </w:r>
+    </w:p>
+    <w:p>
+      <w:r>
+        <w:t xml:space="preserve">🧠 Clinical Rationale: The pituitary gland controls most other endocrine glands through its tropic hormones (TSH, ACTH, FSH, LH) — earning the name master gland.</w:t>
+      </w:r>
+    </w:p>
+    <w:p>
+      <w:r>
+        <w:t xml:space="preserve">❌ Why Not Other Options?</w:t>
+      </w:r>
+    </w:p>
+    <w:p>
+      <w:r>
+        <w:t xml:space="preserve">(a) — The thyroid is REGULATED by pituitary TSH.</w:t>
+      </w:r>
+    </w:p>
+    <w:p>
+      <w:r>
+        <w:t xml:space="preserve">(c) — The adrenals are regulated by pituitary ACTH.</w:t>
+      </w:r>
+    </w:p>
+    <w:p>
+      <w:r>
+        <w:t xml:space="preserve">(d) — The pineal secretes melatonin and is not a master gland.</w:t>
+      </w:r>
+    </w:p>
+    <w:p>
+      <w:r>
+        <w:t xml:space="preserve">⚠️ Exam Trap: "Pituitary = master gland; the HYPOTHALAMUS is its conductor." Anterior pituitary hormones: GH, TSH, ACTH, FSH, LH, prolactin — the six-hormone list is exam gold.</w:t>
+      </w:r>
+    </w:p>
+    <w:p>
+      <w:r>
+        <w:t xml:space="preserve">💎 PNC Pearl: "The pituitary commands the gland orchestra — with the hypothalamus waving the baton."</w:t>
+      </w:r>
+    </w:p>
+    <w:p>
+      <w:r>
+        <w:t xml:space="preserve">Positive Marks: 1</w:t>
+      </w:r>
+    </w:p>
+    <w:p>
+      <w:r>
+        <w:t xml:space="preserve">Negative Marks: 0.25</w:t>
+      </w:r>
+    </w:p>
+    <w:p>
+      <w:r>
+        <w:t xml:space="preserve"/>
+      </w:r>
+    </w:p>
+    <w:p>
+      <w:r>
+        <w:t xml:space="preserve">Question: Which oxygen delivery device can provide the highest inspired oxygen concentration (up to 100%)?</w:t>
+      </w:r>
+    </w:p>
+    <w:p>
+      <w:r>
+        <w:t xml:space="preserve">(a) Nasal cannula</w:t>
+      </w:r>
+    </w:p>
+    <w:p>
+      <w:r>
+        <w:t xml:space="preserve">(b) Simple face mask</w:t>
+      </w:r>
+    </w:p>
+    <w:p>
+      <w:r>
+        <w:t xml:space="preserve">(c) Non-rebreather mask with reservoir bag</w:t>
+      </w:r>
+    </w:p>
+    <w:p>
+      <w:r>
+        <w:t xml:space="preserve">(d) Venturi mask</w:t>
+      </w:r>
+    </w:p>
+    <w:p>
+      <w:r>
+        <w:t xml:space="preserve">Answer: c</w:t>
+      </w:r>
+    </w:p>
+    <w:p>
+      <w:r>
+        <w:t xml:space="preserve">Solution: ✅ Correct Answer: c</w:t>
+      </w:r>
+    </w:p>
+    <w:p>
+      <w:r>
+        <w:t xml:space="preserve">🧠 Clinical Rationale: A non-rebreather mask with a reservoir bag delivers 80-100% oxygen — the bag stores 100% oxygen and one-way valves prevent entrainment of room air.</w:t>
+      </w:r>
+    </w:p>
+    <w:p>
+      <w:r>
+        <w:t xml:space="preserve">❌ Why Not Other Options?</w:t>
+      </w:r>
+    </w:p>
+    <w:p>
+      <w:r>
+        <w:t xml:space="preserve">(a) — Nasal cannula delivers only 24-44% (1-6 L/min).</w:t>
+      </w:r>
+    </w:p>
+    <w:p>
+      <w:r>
+        <w:t xml:space="preserve">(b) — Simple face mask delivers 35-60%.</w:t>
+      </w:r>
+    </w:p>
+    <w:p>
+      <w:r>
+        <w:t xml:space="preserve">(d) — Venturi mask delivers precise LOW concentrations (24-50%) — used for COPD to avoid CO2 retention.</w:t>
+      </w:r>
+    </w:p>
+    <w:p>
+      <w:r>
+        <w:t xml:space="preserve">⚠️ Exam Trap: The oxygen device table is a favourite — "cannula 24-44%, simple mask 35-60%, non-rebreather 80-100%, Venturi = exact FiO2 for COPD."</w:t>
+      </w:r>
+    </w:p>
+    <w:p>
+      <w:r>
+        <w:t xml:space="preserve">💎 PNC Pearl: "Non-rebreather = the 100% champion; Venturi = the precise low-dose option for COPD."</w:t>
+      </w:r>
+    </w:p>
+    <w:p>
+      <w:r>
+        <w:t xml:space="preserve">Positive Marks: 1</w:t>
+      </w:r>
+    </w:p>
+    <w:p>
+      <w:r>
+        <w:t xml:space="preserve">Negative Marks: 0.25</w:t>
+      </w:r>
+    </w:p>
+    <w:p>
+      <w:r>
+        <w:t xml:space="preserve"/>
+      </w:r>
+    </w:p>
+    <w:p>
+      <w:r>
+        <w:t xml:space="preserve">Question: A research study that follows the same group of subjects over several years is called a</w:t>
+      </w:r>
+    </w:p>
+    <w:p>
+      <w:r>
+        <w:t xml:space="preserve">(a) Cross-sectional study</w:t>
+      </w:r>
+    </w:p>
+    <w:p>
+      <w:r>
+        <w:t xml:space="preserve">(b) Longitudinal study</w:t>
+      </w:r>
+    </w:p>
+    <w:p>
+      <w:r>
+        <w:t xml:space="preserve">(c) Case-control study</w:t>
+      </w:r>
+    </w:p>
+    <w:p>
+      <w:r>
+        <w:t xml:space="preserve">(d) Pilot study</w:t>
+      </w:r>
+    </w:p>
+    <w:p>
+      <w:r>
+        <w:t xml:space="preserve">Answer: b</w:t>
+      </w:r>
+    </w:p>
+    <w:p>
+      <w:r>
+        <w:t xml:space="preserve">Solution: ✅ Correct Answer: b</w:t>
+      </w:r>
+    </w:p>
+    <w:p>
+      <w:r>
+        <w:t xml:space="preserve">🧠 Clinical Rationale: A longitudinal (prospective) study observes the same subjects repeatedly over time to detect changes and outcomes — the time dimension is its defining feature.</w:t>
+      </w:r>
+    </w:p>
+    <w:p>
+      <w:r>
+        <w:t xml:space="preserve">❌ Why Not Other Options?</w:t>
+      </w:r>
+    </w:p>
+    <w:p>
+      <w:r>
+        <w:t xml:space="preserve">(a) — A cross-sectional study captures data at ONE point in time (a snapshot).</w:t>
+      </w:r>
+    </w:p>
+    <w:p>
+      <w:r>
+        <w:t xml:space="preserve">(c) — A case-control study compares cases with controls retrospectively.</w:t>
+      </w:r>
+    </w:p>
+    <w:p>
+      <w:r>
+        <w:t xml:space="preserve">(d) — A pilot study is a small trial run of the main study.</w:t>
+      </w:r>
+    </w:p>
+    <w:p>
+      <w:r>
+        <w:t xml:space="preserve">⚠️ Exam Trap: "Longitudinal = long time, same people; cross-sectional = one snapshot" — the time dimension is the distinguishing feature.</w:t>
+      </w:r>
+    </w:p>
+    <w:p>
+      <w:r>
+        <w:t xml:space="preserve">💎 PNC Pearl: "Same people, many years = longitudinal; one moment, many people = cross-sectional."</w:t>
+      </w:r>
+    </w:p>
+    <w:p>
+      <w:r>
+        <w:t xml:space="preserve">Positive Marks: 1</w:t>
+      </w:r>
+    </w:p>
+    <w:p>
+      <w:r>
+        <w:t xml:space="preserve">Negative Marks: 0.25</w:t>
+      </w:r>
+    </w:p>
+    <w:p>
+      <w:r>
+        <w:t xml:space="preserve"/>
+      </w:r>
+    </w:p>
+    <w:p>
+      <w:r>
+        <w:t xml:space="preserve">Question: Immunization of children against vaccine-preventable diseases is an example of</w:t>
+      </w:r>
+    </w:p>
+    <w:p>
+      <w:r>
+        <w:t xml:space="preserve">(a) Primary prevention</w:t>
+      </w:r>
+    </w:p>
+    <w:p>
+      <w:r>
+        <w:t xml:space="preserve">(b) Secondary prevention</w:t>
+      </w:r>
+    </w:p>
+    <w:p>
+      <w:r>
+        <w:t xml:space="preserve">(c) Tertiary prevention</w:t>
+      </w:r>
+    </w:p>
+    <w:p>
+      <w:r>
+        <w:t xml:space="preserve">(d) Quaternary prevention</w:t>
+      </w:r>
+    </w:p>
+    <w:p>
+      <w:r>
+        <w:t xml:space="preserve">Answer: a</w:t>
+      </w:r>
+    </w:p>
+    <w:p>
+      <w:r>
+        <w:t xml:space="preserve">Solution: ✅ Correct Answer: a</w:t>
+      </w:r>
+    </w:p>
+    <w:p>
+      <w:r>
+        <w:t xml:space="preserve">🧠 Clinical Rationale: Primary prevention acts BEFORE disease occurs — immunization, health education, hygiene, and nutrition.</w:t>
+      </w:r>
+    </w:p>
+    <w:p>
+      <w:r>
+        <w:t xml:space="preserve">❌ Why Not Other Options?</w:t>
+      </w:r>
+    </w:p>
+    <w:p>
+      <w:r>
+        <w:t xml:space="preserve">(b) — Secondary prevention is early DETECTION (screening, mammograms).</w:t>
+      </w:r>
+    </w:p>
+    <w:p>
+      <w:r>
+        <w:t xml:space="preserve">(c) — Tertiary prevention limits disability and provides rehabilitation.</w:t>
+      </w:r>
+    </w:p>
+    <w:p>
+      <w:r>
+        <w:t xml:space="preserve">(d) — Quaternary prevention avoids unnecessary medical interventions.</w:t>
+      </w:r>
+    </w:p>
+    <w:p>
+      <w:r>
+        <w:t xml:space="preserve">⚠️ Exam Trap: "Primary = prevent (vaccines), secondary = screen (mammograms), tertiary = rehabilitate" — the prevention levels are a public health staple.</w:t>
+      </w:r>
+    </w:p>
+    <w:p>
+      <w:r>
+        <w:t xml:space="preserve">💎 PNC Pearl: "Vaccines prevent, screens detect, rehab restores — the three levels of prevention."</w:t>
+      </w:r>
+    </w:p>
+    <w:p>
+      <w:r>
+        <w:t xml:space="preserve">Positive Marks: 1</w:t>
+      </w:r>
+    </w:p>
+    <w:p>
+      <w:r>
+        <w:t xml:space="preserve">Negative Marks: 0.25</w:t>
+      </w:r>
+    </w:p>
+    <w:p>
+      <w:r>
+        <w:t xml:space="preserve"/>
+      </w:r>
+    </w:p>
+    <w:p>
+      <w:r>
+        <w:t xml:space="preserve">Question: Using the 24-hour clock, 3 PM is documented as</w:t>
+      </w:r>
+    </w:p>
+    <w:p>
+      <w:r>
+        <w:t xml:space="preserve">(a) 0300 hours</w:t>
+      </w:r>
+    </w:p>
+    <w:p>
+      <w:r>
+        <w:t xml:space="preserve">(b) 1300 hours</w:t>
+      </w:r>
+    </w:p>
+    <w:p>
+      <w:r>
+        <w:t xml:space="preserve">(c) 1500 hours</w:t>
+      </w:r>
+    </w:p>
+    <w:p>
+      <w:r>
+        <w:t xml:space="preserve">(d) 1700 hours</w:t>
+      </w:r>
+    </w:p>
+    <w:p>
+      <w:r>
+        <w:t xml:space="preserve">Answer: c</w:t>
+      </w:r>
+    </w:p>
+    <w:p>
+      <w:r>
+        <w:t xml:space="preserve">Solution: ✅ Correct Answer: c</w:t>
+      </w:r>
+    </w:p>
+    <w:p>
+      <w:r>
+        <w:t xml:space="preserve">🧠 Clinical Rationale: In the 24-hour clock, add 12 to any PM time: 3 PM = 1500 hours.</w:t>
+      </w:r>
+    </w:p>
+    <w:p>
+      <w:r>
+        <w:t xml:space="preserve">❌ Why Not Other Options?</w:t>
+      </w:r>
+    </w:p>
+    <w:p>
+      <w:r>
+        <w:t xml:space="preserve">(a) — 0300 is 3 AM.</w:t>
+      </w:r>
+    </w:p>
+    <w:p>
+      <w:r>
+        <w:t xml:space="preserve">(b) — 1300 is 1 PM.</w:t>
+      </w:r>
+    </w:p>
+    <w:p>
+      <w:r>
+        <w:t xml:space="preserve">(d) — 1700 is 5 PM.</w:t>
+      </w:r>
+    </w:p>
+    <w:p>
+      <w:r>
+        <w:t xml:space="preserve">⚠️ Exam Trap: "PM = add 12" — 1 PM = 1300, 3 PM = 1500, 12 noon = 1200, 12 midnight = 0000.</w:t>
+      </w:r>
+    </w:p>
+    <w:p>
+      <w:r>
+        <w:t xml:space="preserve">💎 PNC Pearl: "Past noon, add 12 — 3 PM becomes 1500."</w:t>
+      </w:r>
+    </w:p>
+    <w:p>
+      <w:r>
+        <w:t xml:space="preserve">Positive Marks: 1</w:t>
+      </w:r>
+    </w:p>
+    <w:p>
+      <w:r>
+        <w:t xml:space="preserve">Negative Marks: 0.25</w:t>
       </w:r>
     </w:p>
     <w:sectPr>
       <w:pgSz w:w="12240" w:h="15840"/>
-      <w:pgMar w:top="864" w:right="1008" w:bottom="864" w:left="1008" w:header="720" w:footer="720" w:gutter="0"/>
+      <w:pgMar w:top="1440" w:right="1800" w:bottom="1440" w:left="1800" w:header="720" w:footer="720" w:gutter="0"/>
       <w:cols w:space="720"/>
       <w:docGrid w:linePitch="360"/>
     </w:sectPr>
@@ -2535,10 +2055,6 @@
     <w:name w:val="Normal"/>
     <w:qFormat/>
     <w:rsid w:val="00FC693F"/>
-    <w:rPr>
-      <w:rFonts w:ascii="Calibri" w:hAnsi="Calibri"/>
-      <w:sz w:val="22"/>
-    </w:rPr>
   </w:style>
   <w:style w:type="paragraph" w:styleId="Header">
     <w:name w:val="header"/>
